--- a/MODUL AJAR/MA B.INDO/BAB 4 - MA B Indo Kls 1.docx
+++ b/MODUL AJAR/MA B.INDO/BAB 4 - MA B Indo Kls 1.docx
@@ -1,6 +1,6 @@
 
 <file path=word/document.xml><?xml version="1.0" encoding="utf-8"?>
-<w:document xmlns:wpc="http://schemas.microsoft.com/office/word/2010/wordprocessingCanvas" xmlns:cx="http://schemas.microsoft.com/office/drawing/2014/chartex" xmlns:cx1="http://schemas.microsoft.com/office/drawing/2015/9/8/chartex" xmlns:cx2="http://schemas.microsoft.com/office/drawing/2015/10/21/chartex" xmlns:cx3="http://schemas.microsoft.com/office/drawing/2016/5/9/chartex" xmlns:cx4="http://schemas.microsoft.com/office/drawing/2016/5/10/chartex" xmlns:cx5="http://schemas.microsoft.com/office/drawing/2016/5/11/chartex" xmlns:cx6="http://schemas.microsoft.com/office/drawing/2016/5/12/chartex" xmlns:cx7="http://schemas.microsoft.com/office/drawing/2016/5/13/chartex" xmlns:cx8="http://schemas.microsoft.com/office/drawing/2016/5/14/chartex" xmlns:mc="http://schemas.openxmlformats.org/markup-compatibility/2006" xmlns:aink="http://schemas.microsoft.com/office/drawing/2016/ink" xmlns:am3d="http://schemas.microsoft.com/office/drawing/2017/model3d" xmlns:o="urn:schemas-microsoft-com:office:office" xmlns:oel="http://schemas.microsoft.com/office/2019/extlst" xmlns:r="http://schemas.openxmlformats.org/officeDocument/2006/relationships" xmlns:m="http://schemas.openxmlformats.org/officeDocument/2006/math" xmlns:v="urn:schemas-microsoft-com:vml" xmlns:wp14="http://schemas.microsoft.com/office/word/2010/wordprocessingDrawing" xmlns:wp="http://schemas.openxmlformats.org/drawingml/2006/wordprocessingDrawing" xmlns:w10="urn:schemas-microsoft-com:office:word" xmlns:w="http://schemas.openxmlformats.org/wordprocessingml/2006/main" xmlns:w14="http://schemas.microsoft.com/office/word/2010/wordml" xmlns:w15="http://schemas.microsoft.com/office/word/2012/wordml" xmlns:w16cex="http://schemas.microsoft.com/office/word/2018/wordml/cex" xmlns:w16cid="http://schemas.microsoft.com/office/word/2016/wordml/cid" xmlns:w16="http://schemas.microsoft.com/office/word/2018/wordml" xmlns:w16sdtdh="http://schemas.microsoft.com/office/word/2020/wordml/sdtdatahash" xmlns:w16se="http://schemas.microsoft.com/office/word/2015/wordml/symex" xmlns:wpg="http://schemas.microsoft.com/office/word/2010/wordprocessingGroup" xmlns:wpi="http://schemas.microsoft.com/office/word/2010/wordprocessingInk" xmlns:wne="http://schemas.microsoft.com/office/word/2006/wordml" xmlns:wps="http://schemas.microsoft.com/office/word/2010/wordprocessingShape" mc:Ignorable="w14 w15 w16se w16cid w16 w16cex w16sdtdh wp14">
+<w:document xmlns:wpc="http://schemas.microsoft.com/office/word/2010/wordprocessingCanvas" xmlns:cx="http://schemas.microsoft.com/office/drawing/2014/chartex" xmlns:cx1="http://schemas.microsoft.com/office/drawing/2015/9/8/chartex" xmlns:cx2="http://schemas.microsoft.com/office/drawing/2015/10/21/chartex" xmlns:cx3="http://schemas.microsoft.com/office/drawing/2016/5/9/chartex" xmlns:cx4="http://schemas.microsoft.com/office/drawing/2016/5/10/chartex" xmlns:cx5="http://schemas.microsoft.com/office/drawing/2016/5/11/chartex" xmlns:cx6="http://schemas.microsoft.com/office/drawing/2016/5/12/chartex" xmlns:cx7="http://schemas.microsoft.com/office/drawing/2016/5/13/chartex" xmlns:cx8="http://schemas.microsoft.com/office/drawing/2016/5/14/chartex" xmlns:mc="http://schemas.openxmlformats.org/markup-compatibility/2006" xmlns:aink="http://schemas.microsoft.com/office/drawing/2016/ink" xmlns:am3d="http://schemas.microsoft.com/office/drawing/2017/model3d" xmlns:o="urn:schemas-microsoft-com:office:office" xmlns:oel="http://schemas.microsoft.com/office/2019/extlst" xmlns:r="http://schemas.openxmlformats.org/officeDocument/2006/relationships" xmlns:m="http://schemas.openxmlformats.org/officeDocument/2006/math" xmlns:v="urn:schemas-microsoft-com:vml" xmlns:wp14="http://schemas.microsoft.com/office/word/2010/wordprocessingDrawing" xmlns:wp="http://schemas.openxmlformats.org/drawingml/2006/wordprocessingDrawing" xmlns:w10="urn:schemas-microsoft-com:office:word" xmlns:w="http://schemas.openxmlformats.org/wordprocessingml/2006/main" xmlns:w14="http://schemas.microsoft.com/office/word/2010/wordml" xmlns:w15="http://schemas.microsoft.com/office/word/2012/wordml" xmlns:w16cex="http://schemas.microsoft.com/office/word/2018/wordml/cex" xmlns:w16cid="http://schemas.microsoft.com/office/word/2016/wordml/cid" xmlns:w16="http://schemas.microsoft.com/office/word/2018/wordml" xmlns:w16du="http://schemas.microsoft.com/office/word/2023/wordml/word16du" xmlns:w16sdtdh="http://schemas.microsoft.com/office/word/2020/wordml/sdtdatahash" xmlns:w16sdtfl="http://schemas.microsoft.com/office/word/2024/wordml/sdtformatlock" xmlns:w16se="http://schemas.microsoft.com/office/word/2015/wordml/symex" xmlns:wpg="http://schemas.microsoft.com/office/word/2010/wordprocessingGroup" xmlns:wpi="http://schemas.microsoft.com/office/word/2010/wordprocessingInk" xmlns:wne="http://schemas.microsoft.com/office/word/2006/wordml" xmlns:wps="http://schemas.microsoft.com/office/word/2010/wordprocessingShape" mc:Ignorable="w14 w15 w16se w16cid w16 w16cex w16sdtdh w16sdtfl w16du wp14">
   <w:body>
     <w:p>
       <w:pPr>
@@ -901,7 +901,7 @@
                 <w:szCs w:val="28"/>
                 <w:lang w:val="pt-BR"/>
               </w:rPr>
-              <w:t>2025/2026</w:t>
+              <w:t>2026/2027</w:t>
             </w:r>
           </w:p>
           <w:p>
@@ -1025,7 +1025,7 @@
           </w:tcPr>
           <w:p>
             <w:pPr>
-              <w:pStyle w:val="DaftarParagraf"/>
+              <w:pStyle w:val="ListParagraph"/>
               <w:numPr>
                 <w:ilvl w:val="0"/>
                 <w:numId w:val="15"/>
@@ -1228,7 +1228,7 @@
           </w:tcPr>
           <w:p>
             <w:pPr>
-              <w:pStyle w:val="Judul5"/>
+              <w:pStyle w:val="Heading5"/>
               <w:shd w:val="clear" w:color="auto" w:fill="FFFFFF"/>
               <w:spacing w:line="276" w:lineRule="auto"/>
               <w:ind w:left="73" w:firstLine="0"/>
@@ -1285,7 +1285,7 @@
           </w:tcPr>
           <w:p>
             <w:pPr>
-              <w:pStyle w:val="Judul5"/>
+              <w:pStyle w:val="Heading5"/>
               <w:shd w:val="clear" w:color="auto" w:fill="FFFFFF"/>
               <w:spacing w:line="276" w:lineRule="auto"/>
               <w:ind w:left="73" w:firstLine="0"/>
@@ -1300,7 +1300,7 @@
                 <w:rFonts w:ascii="Times New Roman" w:hAnsi="Times New Roman"/>
                 <w:lang w:val="en-US"/>
               </w:rPr>
-              <w:t>2025/2026</w:t>
+              <w:t>2026/2027</w:t>
             </w:r>
           </w:p>
         </w:tc>
@@ -1342,7 +1342,7 @@
           </w:tcPr>
           <w:p>
             <w:pPr>
-              <w:pStyle w:val="Judul5"/>
+              <w:pStyle w:val="Heading5"/>
               <w:shd w:val="clear" w:color="auto" w:fill="FFFFFF"/>
               <w:spacing w:line="276" w:lineRule="auto"/>
               <w:ind w:left="73" w:firstLine="0"/>
@@ -1399,7 +1399,7 @@
           </w:tcPr>
           <w:p>
             <w:pPr>
-              <w:pStyle w:val="Judul5"/>
+              <w:pStyle w:val="Heading5"/>
               <w:shd w:val="clear" w:color="auto" w:fill="FFFFFF"/>
               <w:spacing w:line="276" w:lineRule="auto"/>
               <w:ind w:left="73" w:firstLine="0"/>
@@ -1465,7 +1465,7 @@
           </w:tcPr>
           <w:p>
             <w:pPr>
-              <w:pStyle w:val="Judul5"/>
+              <w:pStyle w:val="Heading5"/>
               <w:shd w:val="clear" w:color="auto" w:fill="FFFFFF"/>
               <w:spacing w:line="276" w:lineRule="auto"/>
               <w:ind w:left="73" w:firstLine="0"/>
@@ -1526,7 +1526,7 @@
           </w:tcPr>
           <w:p>
             <w:pPr>
-              <w:pStyle w:val="Judul5"/>
+              <w:pStyle w:val="Heading5"/>
               <w:shd w:val="clear" w:color="auto" w:fill="FFFFFF"/>
               <w:spacing w:line="276" w:lineRule="auto"/>
               <w:ind w:left="73" w:firstLine="0"/>
@@ -1660,7 +1660,7 @@
           </w:tcPr>
           <w:p>
             <w:pPr>
-              <w:pStyle w:val="Judul5"/>
+              <w:pStyle w:val="Heading5"/>
               <w:shd w:val="clear" w:color="auto" w:fill="FFFFFF"/>
               <w:spacing w:line="276" w:lineRule="auto"/>
               <w:ind w:left="73" w:firstLine="0"/>
@@ -1705,7 +1705,7 @@
           </w:tcPr>
           <w:p>
             <w:pPr>
-              <w:pStyle w:val="DaftarParagraf"/>
+              <w:pStyle w:val="ListParagraph"/>
               <w:numPr>
                 <w:ilvl w:val="0"/>
                 <w:numId w:val="15"/>
@@ -1943,7 +1943,7 @@
           </w:tcPr>
           <w:p>
             <w:pPr>
-              <w:pStyle w:val="DaftarParagraf"/>
+              <w:pStyle w:val="ListParagraph"/>
               <w:numPr>
                 <w:ilvl w:val="0"/>
                 <w:numId w:val="15"/>
@@ -2086,7 +2086,7 @@
           </w:tcPr>
           <w:p>
             <w:pPr>
-              <w:pStyle w:val="DaftarParagraf"/>
+              <w:pStyle w:val="ListParagraph"/>
               <w:numPr>
                 <w:ilvl w:val="0"/>
                 <w:numId w:val="15"/>
@@ -2151,7 +2151,7 @@
           </w:tcPr>
           <w:p>
             <w:pPr>
-              <w:pStyle w:val="DaftarParagraf"/>
+              <w:pStyle w:val="ListParagraph"/>
               <w:numPr>
                 <w:ilvl w:val="0"/>
                 <w:numId w:val="14"/>
@@ -2180,7 +2180,7 @@
           </w:p>
           <w:p>
             <w:pPr>
-              <w:pStyle w:val="DaftarParagraf"/>
+              <w:pStyle w:val="ListParagraph"/>
               <w:spacing w:before="60" w:after="60"/>
               <w:ind w:left="437"/>
               <w:jc w:val="both"/>
@@ -2201,7 +2201,7 @@
           </w:p>
           <w:p>
             <w:pPr>
-              <w:pStyle w:val="DaftarParagraf"/>
+              <w:pStyle w:val="ListParagraph"/>
               <w:numPr>
                 <w:ilvl w:val="0"/>
                 <w:numId w:val="14"/>
@@ -2230,7 +2230,7 @@
           </w:p>
           <w:p>
             <w:pPr>
-              <w:pStyle w:val="DaftarParagraf"/>
+              <w:pStyle w:val="ListParagraph"/>
               <w:spacing w:before="60" w:after="60"/>
               <w:ind w:left="437"/>
               <w:jc w:val="both"/>
@@ -2251,7 +2251,7 @@
           </w:p>
           <w:p>
             <w:pPr>
-              <w:pStyle w:val="DaftarParagraf"/>
+              <w:pStyle w:val="ListParagraph"/>
               <w:numPr>
                 <w:ilvl w:val="0"/>
                 <w:numId w:val="14"/>
@@ -2280,7 +2280,7 @@
           </w:p>
           <w:p>
             <w:pPr>
-              <w:pStyle w:val="DaftarParagraf"/>
+              <w:pStyle w:val="ListParagraph"/>
               <w:spacing w:before="60" w:after="60"/>
               <w:ind w:left="437"/>
               <w:jc w:val="both"/>
@@ -2301,7 +2301,7 @@
           </w:p>
           <w:p>
             <w:pPr>
-              <w:pStyle w:val="DaftarParagraf"/>
+              <w:pStyle w:val="ListParagraph"/>
               <w:numPr>
                 <w:ilvl w:val="0"/>
                 <w:numId w:val="14"/>
@@ -2330,7 +2330,7 @@
           </w:p>
           <w:p>
             <w:pPr>
-              <w:pStyle w:val="DaftarParagraf"/>
+              <w:pStyle w:val="ListParagraph"/>
               <w:spacing w:before="60" w:after="60"/>
               <w:ind w:left="437"/>
               <w:jc w:val="both"/>
@@ -2351,7 +2351,7 @@
           </w:p>
           <w:p>
             <w:pPr>
-              <w:pStyle w:val="DaftarParagraf"/>
+              <w:pStyle w:val="ListParagraph"/>
               <w:numPr>
                 <w:ilvl w:val="0"/>
                 <w:numId w:val="14"/>
@@ -2381,7 +2381,7 @@
           </w:p>
           <w:p>
             <w:pPr>
-              <w:pStyle w:val="DaftarParagraf"/>
+              <w:pStyle w:val="ListParagraph"/>
               <w:spacing w:before="60" w:after="60"/>
               <w:ind w:left="437"/>
               <w:jc w:val="both"/>
@@ -2402,7 +2402,7 @@
           </w:p>
           <w:p>
             <w:pPr>
-              <w:pStyle w:val="DaftarParagraf"/>
+              <w:pStyle w:val="ListParagraph"/>
               <w:numPr>
                 <w:ilvl w:val="0"/>
                 <w:numId w:val="14"/>
@@ -2431,7 +2431,7 @@
           </w:p>
           <w:p>
             <w:pPr>
-              <w:pStyle w:val="DaftarParagraf"/>
+              <w:pStyle w:val="ListParagraph"/>
               <w:spacing w:before="60" w:after="60"/>
               <w:ind w:left="437"/>
               <w:jc w:val="both"/>
@@ -2452,7 +2452,7 @@
           </w:p>
           <w:p>
             <w:pPr>
-              <w:pStyle w:val="DaftarParagraf"/>
+              <w:pStyle w:val="ListParagraph"/>
               <w:numPr>
                 <w:ilvl w:val="0"/>
                 <w:numId w:val="14"/>
@@ -2481,7 +2481,7 @@
           </w:p>
           <w:p>
             <w:pPr>
-              <w:pStyle w:val="DaftarParagraf"/>
+              <w:pStyle w:val="ListParagraph"/>
               <w:spacing w:before="60" w:after="60"/>
               <w:ind w:left="437"/>
               <w:jc w:val="both"/>
@@ -2502,7 +2502,7 @@
           </w:p>
           <w:p>
             <w:pPr>
-              <w:pStyle w:val="DaftarParagraf"/>
+              <w:pStyle w:val="ListParagraph"/>
               <w:numPr>
                 <w:ilvl w:val="0"/>
                 <w:numId w:val="14"/>
@@ -2529,7 +2529,7 @@
           </w:p>
           <w:p>
             <w:pPr>
-              <w:pStyle w:val="DaftarParagraf"/>
+              <w:pStyle w:val="ListParagraph"/>
               <w:spacing w:before="60" w:after="60"/>
               <w:ind w:left="437"/>
               <w:jc w:val="both"/>
@@ -2565,7 +2565,7 @@
           </w:tcPr>
           <w:p>
             <w:pPr>
-              <w:pStyle w:val="DaftarParagraf"/>
+              <w:pStyle w:val="ListParagraph"/>
               <w:numPr>
                 <w:ilvl w:val="0"/>
                 <w:numId w:val="15"/>
@@ -3609,7 +3609,7 @@
           </w:tcPr>
           <w:p>
             <w:pPr>
-              <w:pStyle w:val="TeksIsi"/>
+              <w:pStyle w:val="BodyText"/>
               <w:numPr>
                 <w:ilvl w:val="0"/>
                 <w:numId w:val="20"/>
@@ -3771,7 +3771,7 @@
           </w:tcPr>
           <w:p>
             <w:pPr>
-              <w:pStyle w:val="TeksIsi"/>
+              <w:pStyle w:val="BodyText"/>
               <w:numPr>
                 <w:ilvl w:val="0"/>
                 <w:numId w:val="20"/>
@@ -3798,7 +3798,7 @@
           </w:p>
           <w:p>
             <w:pPr>
-              <w:pStyle w:val="TeksIsi"/>
+              <w:pStyle w:val="BodyText"/>
               <w:numPr>
                 <w:ilvl w:val="0"/>
                 <w:numId w:val="20"/>
@@ -3862,7 +3862,7 @@
           </w:tcPr>
           <w:p>
             <w:pPr>
-              <w:pStyle w:val="DaftarParagraf"/>
+              <w:pStyle w:val="ListParagraph"/>
               <w:numPr>
                 <w:ilvl w:val="0"/>
                 <w:numId w:val="15"/>
@@ -3944,7 +3944,7 @@
           </w:tcPr>
           <w:p>
             <w:pPr>
-              <w:pStyle w:val="DaftarParagraf"/>
+              <w:pStyle w:val="ListParagraph"/>
               <w:widowControl w:val="0"/>
               <w:numPr>
                 <w:ilvl w:val="0"/>
@@ -4622,7 +4622,7 @@
           </w:tcPr>
           <w:p>
             <w:pPr>
-              <w:pStyle w:val="DaftarParagraf"/>
+              <w:pStyle w:val="ListParagraph"/>
               <w:numPr>
                 <w:ilvl w:val="0"/>
                 <w:numId w:val="15"/>
@@ -4785,7 +4785,7 @@
           </w:tcPr>
           <w:p>
             <w:pPr>
-              <w:pStyle w:val="DaftarParagraf"/>
+              <w:pStyle w:val="ListParagraph"/>
               <w:numPr>
                 <w:ilvl w:val="0"/>
                 <w:numId w:val="15"/>
@@ -5030,7 +5030,7 @@
           </w:tcPr>
           <w:p>
             <w:pPr>
-              <w:pStyle w:val="DaftarParagraf"/>
+              <w:pStyle w:val="ListParagraph"/>
               <w:numPr>
                 <w:ilvl w:val="0"/>
                 <w:numId w:val="19"/>
@@ -5133,7 +5133,7 @@
           </w:tcPr>
           <w:p>
             <w:pPr>
-              <w:pStyle w:val="DaftarParagraf"/>
+              <w:pStyle w:val="ListParagraph"/>
               <w:numPr>
                 <w:ilvl w:val="0"/>
                 <w:numId w:val="19"/>
@@ -5371,7 +5371,7 @@
           </w:tcPr>
           <w:p>
             <w:pPr>
-              <w:pStyle w:val="DaftarParagraf"/>
+              <w:pStyle w:val="ListParagraph"/>
               <w:spacing w:after="0"/>
               <w:ind w:left="0"/>
               <w:rPr>
@@ -6526,7 +6526,7 @@
           </w:tcPr>
           <w:p>
             <w:pPr>
-              <w:pStyle w:val="DaftarParagraf"/>
+              <w:pStyle w:val="ListParagraph"/>
               <w:spacing w:after="0"/>
               <w:ind w:left="0"/>
               <w:rPr>
@@ -7630,7 +7630,7 @@
           </w:p>
           <w:p>
             <w:pPr>
-              <w:pStyle w:val="Judul4"/>
+              <w:pStyle w:val="Heading4"/>
               <w:rPr>
                 <w:rFonts w:ascii="Times New Roman" w:hAnsi="Times New Roman" w:cs="Times New Roman"/>
                 <w:i w:val="0"/>
@@ -7702,7 +7702,7 @@
           </w:tcPr>
           <w:p>
             <w:pPr>
-              <w:pStyle w:val="DaftarParagraf"/>
+              <w:pStyle w:val="ListParagraph"/>
               <w:spacing w:after="0"/>
               <w:ind w:left="0"/>
               <w:rPr>
@@ -8784,7 +8784,7 @@
           </w:tcPr>
           <w:p>
             <w:pPr>
-              <w:pStyle w:val="DaftarParagraf"/>
+              <w:pStyle w:val="ListParagraph"/>
               <w:numPr>
                 <w:ilvl w:val="0"/>
                 <w:numId w:val="2"/>
@@ -8815,7 +8815,7 @@
           </w:p>
           <w:p>
             <w:pPr>
-              <w:pStyle w:val="DaftarParagraf"/>
+              <w:pStyle w:val="ListParagraph"/>
               <w:spacing w:before="60" w:after="60" w:line="240" w:lineRule="auto"/>
               <w:ind w:left="360" w:right="281"/>
               <w:contextualSpacing w:val="0"/>
@@ -8882,7 +8882,7 @@
           </w:p>
           <w:tbl>
             <w:tblPr>
-              <w:tblStyle w:val="KisiTabel"/>
+              <w:tblStyle w:val="TableGrid"/>
               <w:tblW w:w="0" w:type="auto"/>
               <w:tblInd w:w="495" w:type="dxa"/>
               <w:tblLayout w:type="fixed"/>
@@ -8906,7 +8906,7 @@
                 </w:tcPr>
                 <w:p>
                   <w:pPr>
-                    <w:pStyle w:val="DaftarParagraf"/>
+                    <w:pStyle w:val="ListParagraph"/>
                     <w:tabs>
                       <w:tab w:val="left" w:pos="276"/>
                     </w:tabs>
@@ -8940,7 +8940,7 @@
                 </w:tcPr>
                 <w:p>
                   <w:pPr>
-                    <w:pStyle w:val="DaftarParagraf"/>
+                    <w:pStyle w:val="ListParagraph"/>
                     <w:tabs>
                       <w:tab w:val="left" w:pos="276"/>
                     </w:tabs>
@@ -8974,7 +8974,7 @@
                 </w:tcPr>
                 <w:p>
                   <w:pPr>
-                    <w:pStyle w:val="DaftarParagraf"/>
+                    <w:pStyle w:val="ListParagraph"/>
                     <w:tabs>
                       <w:tab w:val="left" w:pos="276"/>
                     </w:tabs>
@@ -9008,7 +9008,7 @@
                 </w:tcPr>
                 <w:p>
                   <w:pPr>
-                    <w:pStyle w:val="DaftarParagraf"/>
+                    <w:pStyle w:val="ListParagraph"/>
                     <w:tabs>
                       <w:tab w:val="left" w:pos="276"/>
                     </w:tabs>
@@ -9042,7 +9042,7 @@
                 </w:tcPr>
                 <w:p>
                   <w:pPr>
-                    <w:pStyle w:val="DaftarParagraf"/>
+                    <w:pStyle w:val="ListParagraph"/>
                     <w:tabs>
                       <w:tab w:val="left" w:pos="276"/>
                     </w:tabs>
@@ -9082,7 +9082,7 @@
                 </w:tcPr>
                 <w:p>
                   <w:pPr>
-                    <w:pStyle w:val="DaftarParagraf"/>
+                    <w:pStyle w:val="ListParagraph"/>
                     <w:tabs>
                       <w:tab w:val="left" w:pos="276"/>
                     </w:tabs>
@@ -9106,7 +9106,7 @@
                 </w:tcPr>
                 <w:p>
                   <w:pPr>
-                    <w:pStyle w:val="DaftarParagraf"/>
+                    <w:pStyle w:val="ListParagraph"/>
                     <w:tabs>
                       <w:tab w:val="left" w:pos="276"/>
                     </w:tabs>
@@ -9140,7 +9140,7 @@
                 </w:tcPr>
                 <w:p>
                   <w:pPr>
-                    <w:pStyle w:val="DaftarParagraf"/>
+                    <w:pStyle w:val="ListParagraph"/>
                     <w:tabs>
                       <w:tab w:val="left" w:pos="276"/>
                     </w:tabs>
@@ -9174,7 +9174,7 @@
                 </w:tcPr>
                 <w:p>
                   <w:pPr>
-                    <w:pStyle w:val="DaftarParagraf"/>
+                    <w:pStyle w:val="ListParagraph"/>
                     <w:tabs>
                       <w:tab w:val="left" w:pos="276"/>
                     </w:tabs>
@@ -9208,7 +9208,7 @@
                 </w:tcPr>
                 <w:p>
                   <w:pPr>
-                    <w:pStyle w:val="DaftarParagraf"/>
+                    <w:pStyle w:val="ListParagraph"/>
                     <w:tabs>
                       <w:tab w:val="left" w:pos="276"/>
                     </w:tabs>
@@ -9248,7 +9248,7 @@
                 </w:tcPr>
                 <w:p>
                   <w:pPr>
-                    <w:pStyle w:val="DaftarParagraf"/>
+                    <w:pStyle w:val="ListParagraph"/>
                     <w:tabs>
                       <w:tab w:val="left" w:pos="276"/>
                     </w:tabs>
@@ -9287,7 +9287,7 @@
                 </w:tcPr>
                 <w:p>
                   <w:pPr>
-                    <w:pStyle w:val="DaftarParagraf"/>
+                    <w:pStyle w:val="ListParagraph"/>
                     <w:tabs>
                       <w:tab w:val="left" w:pos="276"/>
                     </w:tabs>
@@ -9379,7 +9379,7 @@
                 </w:tcPr>
                 <w:p>
                   <w:pPr>
-                    <w:pStyle w:val="DaftarParagraf"/>
+                    <w:pStyle w:val="ListParagraph"/>
                     <w:tabs>
                       <w:tab w:val="left" w:pos="276"/>
                     </w:tabs>
@@ -9453,7 +9453,7 @@
                 </w:tcPr>
                 <w:p>
                   <w:pPr>
-                    <w:pStyle w:val="DaftarParagraf"/>
+                    <w:pStyle w:val="ListParagraph"/>
                     <w:tabs>
                       <w:tab w:val="left" w:pos="276"/>
                     </w:tabs>
@@ -9545,7 +9545,7 @@
                 </w:tcPr>
                 <w:p>
                   <w:pPr>
-                    <w:pStyle w:val="DaftarParagraf"/>
+                    <w:pStyle w:val="ListParagraph"/>
                     <w:tabs>
                       <w:tab w:val="left" w:pos="276"/>
                     </w:tabs>
@@ -9616,7 +9616,7 @@
                 </w:tcPr>
                 <w:p>
                   <w:pPr>
-                    <w:pStyle w:val="DaftarParagraf"/>
+                    <w:pStyle w:val="ListParagraph"/>
                     <w:tabs>
                       <w:tab w:val="left" w:pos="276"/>
                     </w:tabs>
@@ -9646,7 +9646,7 @@
                 </w:tcPr>
                 <w:p>
                   <w:pPr>
-                    <w:pStyle w:val="DaftarParagraf"/>
+                    <w:pStyle w:val="ListParagraph"/>
                     <w:tabs>
                       <w:tab w:val="left" w:pos="276"/>
                     </w:tabs>
@@ -9747,7 +9747,7 @@
                 </w:tcPr>
                 <w:p>
                   <w:pPr>
-                    <w:pStyle w:val="DaftarParagraf"/>
+                    <w:pStyle w:val="ListParagraph"/>
                     <w:tabs>
                       <w:tab w:val="left" w:pos="276"/>
                     </w:tabs>
@@ -9830,7 +9830,7 @@
                 </w:tcPr>
                 <w:p>
                   <w:pPr>
-                    <w:pStyle w:val="DaftarParagraf"/>
+                    <w:pStyle w:val="ListParagraph"/>
                     <w:tabs>
                       <w:tab w:val="left" w:pos="276"/>
                     </w:tabs>
@@ -9887,7 +9887,7 @@
                 </w:tcPr>
                 <w:p>
                   <w:pPr>
-                    <w:pStyle w:val="DaftarParagraf"/>
+                    <w:pStyle w:val="ListParagraph"/>
                     <w:tabs>
                       <w:tab w:val="left" w:pos="276"/>
                     </w:tabs>
@@ -10003,7 +10003,7 @@
                 </w:tcPr>
                 <w:p>
                   <w:pPr>
-                    <w:pStyle w:val="DaftarParagraf"/>
+                    <w:pStyle w:val="ListParagraph"/>
                     <w:tabs>
                       <w:tab w:val="left" w:pos="276"/>
                     </w:tabs>
@@ -10033,7 +10033,7 @@
                 </w:tcPr>
                 <w:p>
                   <w:pPr>
-                    <w:pStyle w:val="DaftarParagraf"/>
+                    <w:pStyle w:val="ListParagraph"/>
                     <w:tabs>
                       <w:tab w:val="left" w:pos="276"/>
                     </w:tabs>
@@ -10152,7 +10152,7 @@
                 </w:tcPr>
                 <w:p>
                   <w:pPr>
-                    <w:pStyle w:val="DaftarParagraf"/>
+                    <w:pStyle w:val="ListParagraph"/>
                     <w:tabs>
                       <w:tab w:val="left" w:pos="276"/>
                     </w:tabs>
@@ -10253,7 +10253,7 @@
                 </w:tcPr>
                 <w:p>
                   <w:pPr>
-                    <w:pStyle w:val="DaftarParagraf"/>
+                    <w:pStyle w:val="ListParagraph"/>
                     <w:tabs>
                       <w:tab w:val="left" w:pos="276"/>
                     </w:tabs>
@@ -10354,7 +10354,7 @@
                 </w:tcPr>
                 <w:p>
                   <w:pPr>
-                    <w:pStyle w:val="DaftarParagraf"/>
+                    <w:pStyle w:val="ListParagraph"/>
                     <w:tabs>
                       <w:tab w:val="left" w:pos="276"/>
                     </w:tabs>
@@ -10564,7 +10564,7 @@
           </w:p>
           <w:p>
             <w:pPr>
-              <w:pStyle w:val="DaftarParagraf"/>
+              <w:pStyle w:val="ListParagraph"/>
               <w:numPr>
                 <w:ilvl w:val="0"/>
                 <w:numId w:val="2"/>
@@ -10597,7 +10597,7 @@
           </w:p>
           <w:p>
             <w:pPr>
-              <w:pStyle w:val="DaftarParagraf"/>
+              <w:pStyle w:val="ListParagraph"/>
               <w:spacing w:before="60" w:after="60" w:line="240" w:lineRule="auto"/>
               <w:ind w:left="360" w:right="281"/>
               <w:contextualSpacing w:val="0"/>
@@ -10670,7 +10670,7 @@
           </w:p>
           <w:p>
             <w:pPr>
-              <w:pStyle w:val="DaftarParagraf"/>
+              <w:pStyle w:val="ListParagraph"/>
               <w:numPr>
                 <w:ilvl w:val="0"/>
                 <w:numId w:val="4"/>
@@ -10726,7 +10726,7 @@
           </w:p>
           <w:p>
             <w:pPr>
-              <w:pStyle w:val="DaftarParagraf"/>
+              <w:pStyle w:val="ListParagraph"/>
               <w:numPr>
                 <w:ilvl w:val="0"/>
                 <w:numId w:val="7"/>
@@ -10752,7 +10752,7 @@
           </w:p>
           <w:p>
             <w:pPr>
-              <w:pStyle w:val="DaftarParagraf"/>
+              <w:pStyle w:val="ListParagraph"/>
               <w:numPr>
                 <w:ilvl w:val="0"/>
                 <w:numId w:val="7"/>
@@ -10806,7 +10806,7 @@
           </w:p>
           <w:p>
             <w:pPr>
-              <w:pStyle w:val="DaftarParagraf"/>
+              <w:pStyle w:val="ListParagraph"/>
               <w:numPr>
                 <w:ilvl w:val="0"/>
                 <w:numId w:val="5"/>
@@ -10836,7 +10836,7 @@
           </w:p>
           <w:tbl>
             <w:tblPr>
-              <w:tblStyle w:val="KisiTabel"/>
+              <w:tblStyle w:val="TableGrid"/>
               <w:tblW w:w="0" w:type="auto"/>
               <w:tblInd w:w="410" w:type="dxa"/>
               <w:tblLayout w:type="fixed"/>
@@ -10857,7 +10857,7 @@
                 </w:tcPr>
                 <w:p>
                   <w:pPr>
-                    <w:pStyle w:val="DaftarParagraf"/>
+                    <w:pStyle w:val="ListParagraph"/>
                     <w:tabs>
                       <w:tab w:val="left" w:pos="276"/>
                     </w:tabs>
@@ -10891,7 +10891,7 @@
                 </w:tcPr>
                 <w:p>
                   <w:pPr>
-                    <w:pStyle w:val="DaftarParagraf"/>
+                    <w:pStyle w:val="ListParagraph"/>
                     <w:tabs>
                       <w:tab w:val="left" w:pos="276"/>
                     </w:tabs>
@@ -10925,7 +10925,7 @@
                 </w:tcPr>
                 <w:p>
                   <w:pPr>
-                    <w:pStyle w:val="DaftarParagraf"/>
+                    <w:pStyle w:val="ListParagraph"/>
                     <w:tabs>
                       <w:tab w:val="left" w:pos="276"/>
                     </w:tabs>
@@ -10959,7 +10959,7 @@
                 </w:tcPr>
                 <w:p>
                   <w:pPr>
-                    <w:pStyle w:val="DaftarParagraf"/>
+                    <w:pStyle w:val="ListParagraph"/>
                     <w:tabs>
                       <w:tab w:val="left" w:pos="276"/>
                     </w:tabs>
@@ -10993,7 +10993,7 @@
                 </w:tcPr>
                 <w:p>
                   <w:pPr>
-                    <w:pStyle w:val="DaftarParagraf"/>
+                    <w:pStyle w:val="ListParagraph"/>
                     <w:tabs>
                       <w:tab w:val="left" w:pos="276"/>
                     </w:tabs>
@@ -11342,7 +11342,7 @@
           </w:tbl>
           <w:p>
             <w:pPr>
-              <w:pStyle w:val="DaftarParagraf"/>
+              <w:pStyle w:val="ListParagraph"/>
               <w:spacing w:before="60" w:after="60" w:line="240" w:lineRule="auto"/>
               <w:ind w:left="360"/>
               <w:contextualSpacing w:val="0"/>
@@ -11358,7 +11358,7 @@
           </w:p>
           <w:p>
             <w:pPr>
-              <w:pStyle w:val="DaftarParagraf"/>
+              <w:pStyle w:val="ListParagraph"/>
               <w:numPr>
                 <w:ilvl w:val="0"/>
                 <w:numId w:val="2"/>
@@ -11388,7 +11388,7 @@
           </w:p>
           <w:p>
             <w:pPr>
-              <w:pStyle w:val="DaftarParagraf"/>
+              <w:pStyle w:val="ListParagraph"/>
               <w:spacing w:before="60" w:after="60" w:line="240" w:lineRule="auto"/>
               <w:ind w:left="362" w:right="821"/>
               <w:contextualSpacing w:val="0"/>
@@ -11437,7 +11437,7 @@
           </w:p>
           <w:tbl>
             <w:tblPr>
-              <w:tblStyle w:val="KisiTabel"/>
+              <w:tblStyle w:val="TableGrid"/>
               <w:tblW w:w="0" w:type="auto"/>
               <w:tblInd w:w="410" w:type="dxa"/>
               <w:tblLayout w:type="fixed"/>
@@ -11458,7 +11458,7 @@
                 </w:tcPr>
                 <w:p>
                   <w:pPr>
-                    <w:pStyle w:val="DaftarParagraf"/>
+                    <w:pStyle w:val="ListParagraph"/>
                     <w:tabs>
                       <w:tab w:val="left" w:pos="276"/>
                     </w:tabs>
@@ -11492,7 +11492,7 @@
                 </w:tcPr>
                 <w:p>
                   <w:pPr>
-                    <w:pStyle w:val="DaftarParagraf"/>
+                    <w:pStyle w:val="ListParagraph"/>
                     <w:tabs>
                       <w:tab w:val="left" w:pos="276"/>
                     </w:tabs>
@@ -11526,7 +11526,7 @@
                 </w:tcPr>
                 <w:p>
                   <w:pPr>
-                    <w:pStyle w:val="DaftarParagraf"/>
+                    <w:pStyle w:val="ListParagraph"/>
                     <w:tabs>
                       <w:tab w:val="left" w:pos="276"/>
                     </w:tabs>
@@ -11560,7 +11560,7 @@
                 </w:tcPr>
                 <w:p>
                   <w:pPr>
-                    <w:pStyle w:val="DaftarParagraf"/>
+                    <w:pStyle w:val="ListParagraph"/>
                     <w:tabs>
                       <w:tab w:val="left" w:pos="276"/>
                     </w:tabs>
@@ -11594,7 +11594,7 @@
                 </w:tcPr>
                 <w:p>
                   <w:pPr>
-                    <w:pStyle w:val="DaftarParagraf"/>
+                    <w:pStyle w:val="ListParagraph"/>
                     <w:tabs>
                       <w:tab w:val="left" w:pos="276"/>
                     </w:tabs>
@@ -12202,7 +12202,7 @@
     </w:p>
     <w:p>
       <w:pPr>
-        <w:pStyle w:val="DaftarParagraf"/>
+        <w:pStyle w:val="ListParagraph"/>
         <w:numPr>
           <w:ilvl w:val="0"/>
           <w:numId w:val="8"/>
@@ -12230,7 +12230,7 @@
     </w:p>
     <w:p>
       <w:pPr>
-        <w:pStyle w:val="DaftarParagraf"/>
+        <w:pStyle w:val="ListParagraph"/>
         <w:numPr>
           <w:ilvl w:val="0"/>
           <w:numId w:val="1"/>
@@ -12304,7 +12304,7 @@
     </w:p>
     <w:p>
       <w:pPr>
-        <w:pStyle w:val="DaftarParagraf"/>
+        <w:pStyle w:val="ListParagraph"/>
         <w:numPr>
           <w:ilvl w:val="0"/>
           <w:numId w:val="1"/>
@@ -12354,7 +12354,7 @@
     </w:p>
     <w:p>
       <w:pPr>
-        <w:pStyle w:val="DaftarParagraf"/>
+        <w:pStyle w:val="ListParagraph"/>
         <w:spacing w:before="60" w:after="60" w:line="360" w:lineRule="auto"/>
         <w:ind w:left="450"/>
         <w:rPr>
@@ -12366,7 +12366,7 @@
     </w:p>
     <w:p>
       <w:pPr>
-        <w:pStyle w:val="DaftarParagraf"/>
+        <w:pStyle w:val="ListParagraph"/>
         <w:numPr>
           <w:ilvl w:val="0"/>
           <w:numId w:val="8"/>
@@ -12396,7 +12396,7 @@
     </w:p>
     <w:p>
       <w:pPr>
-        <w:pStyle w:val="DaftarParagraf"/>
+        <w:pStyle w:val="ListParagraph"/>
         <w:numPr>
           <w:ilvl w:val="0"/>
           <w:numId w:val="1"/>
@@ -12438,7 +12438,7 @@
     </w:p>
     <w:p>
       <w:pPr>
-        <w:pStyle w:val="DaftarParagraf"/>
+        <w:pStyle w:val="ListParagraph"/>
         <w:numPr>
           <w:ilvl w:val="0"/>
           <w:numId w:val="1"/>
@@ -12464,7 +12464,7 @@
     </w:p>
     <w:p>
       <w:pPr>
-        <w:pStyle w:val="DaftarParagraf"/>
+        <w:pStyle w:val="ListParagraph"/>
         <w:numPr>
           <w:ilvl w:val="0"/>
           <w:numId w:val="1"/>
@@ -23128,7 +23128,7 @@
 </file>
 
 <file path=word/endnotes.xml><?xml version="1.0" encoding="utf-8"?>
-<w:endnotes xmlns:wpc="http://schemas.microsoft.com/office/word/2010/wordprocessingCanvas" xmlns:cx="http://schemas.microsoft.com/office/drawing/2014/chartex" xmlns:cx1="http://schemas.microsoft.com/office/drawing/2015/9/8/chartex" xmlns:cx2="http://schemas.microsoft.com/office/drawing/2015/10/21/chartex" xmlns:cx3="http://schemas.microsoft.com/office/drawing/2016/5/9/chartex" xmlns:cx4="http://schemas.microsoft.com/office/drawing/2016/5/10/chartex" xmlns:cx5="http://schemas.microsoft.com/office/drawing/2016/5/11/chartex" xmlns:cx6="http://schemas.microsoft.com/office/drawing/2016/5/12/chartex" xmlns:cx7="http://schemas.microsoft.com/office/drawing/2016/5/13/chartex" xmlns:cx8="http://schemas.microsoft.com/office/drawing/2016/5/14/chartex" xmlns:mc="http://schemas.openxmlformats.org/markup-compatibility/2006" xmlns:aink="http://schemas.microsoft.com/office/drawing/2016/ink" xmlns:am3d="http://schemas.microsoft.com/office/drawing/2017/model3d" xmlns:o="urn:schemas-microsoft-com:office:office" xmlns:oel="http://schemas.microsoft.com/office/2019/extlst" xmlns:r="http://schemas.openxmlformats.org/officeDocument/2006/relationships" xmlns:m="http://schemas.openxmlformats.org/officeDocument/2006/math" xmlns:v="urn:schemas-microsoft-com:vml" xmlns:wp14="http://schemas.microsoft.com/office/word/2010/wordprocessingDrawing" xmlns:wp="http://schemas.openxmlformats.org/drawingml/2006/wordprocessingDrawing" xmlns:w10="urn:schemas-microsoft-com:office:word" xmlns:w="http://schemas.openxmlformats.org/wordprocessingml/2006/main" xmlns:w14="http://schemas.microsoft.com/office/word/2010/wordml" xmlns:w15="http://schemas.microsoft.com/office/word/2012/wordml" xmlns:w16cex="http://schemas.microsoft.com/office/word/2018/wordml/cex" xmlns:w16cid="http://schemas.microsoft.com/office/word/2016/wordml/cid" xmlns:w16="http://schemas.microsoft.com/office/word/2018/wordml" xmlns:w16sdtdh="http://schemas.microsoft.com/office/word/2020/wordml/sdtdatahash" xmlns:w16se="http://schemas.microsoft.com/office/word/2015/wordml/symex" xmlns:wpg="http://schemas.microsoft.com/office/word/2010/wordprocessingGroup" xmlns:wpi="http://schemas.microsoft.com/office/word/2010/wordprocessingInk" xmlns:wne="http://schemas.microsoft.com/office/word/2006/wordml" xmlns:wps="http://schemas.microsoft.com/office/word/2010/wordprocessingShape" mc:Ignorable="w14 w15 w16se w16cid w16 w16cex w16sdtdh wp14">
+<w:endnotes xmlns:wpc="http://schemas.microsoft.com/office/word/2010/wordprocessingCanvas" xmlns:cx="http://schemas.microsoft.com/office/drawing/2014/chartex" xmlns:cx1="http://schemas.microsoft.com/office/drawing/2015/9/8/chartex" xmlns:cx2="http://schemas.microsoft.com/office/drawing/2015/10/21/chartex" xmlns:cx3="http://schemas.microsoft.com/office/drawing/2016/5/9/chartex" xmlns:cx4="http://schemas.microsoft.com/office/drawing/2016/5/10/chartex" xmlns:cx5="http://schemas.microsoft.com/office/drawing/2016/5/11/chartex" xmlns:cx6="http://schemas.microsoft.com/office/drawing/2016/5/12/chartex" xmlns:cx7="http://schemas.microsoft.com/office/drawing/2016/5/13/chartex" xmlns:cx8="http://schemas.microsoft.com/office/drawing/2016/5/14/chartex" xmlns:mc="http://schemas.openxmlformats.org/markup-compatibility/2006" xmlns:aink="http://schemas.microsoft.com/office/drawing/2016/ink" xmlns:am3d="http://schemas.microsoft.com/office/drawing/2017/model3d" xmlns:o="urn:schemas-microsoft-com:office:office" xmlns:oel="http://schemas.microsoft.com/office/2019/extlst" xmlns:r="http://schemas.openxmlformats.org/officeDocument/2006/relationships" xmlns:m="http://schemas.openxmlformats.org/officeDocument/2006/math" xmlns:v="urn:schemas-microsoft-com:vml" xmlns:wp14="http://schemas.microsoft.com/office/word/2010/wordprocessingDrawing" xmlns:wp="http://schemas.openxmlformats.org/drawingml/2006/wordprocessingDrawing" xmlns:w10="urn:schemas-microsoft-com:office:word" xmlns:w="http://schemas.openxmlformats.org/wordprocessingml/2006/main" xmlns:w14="http://schemas.microsoft.com/office/word/2010/wordml" xmlns:w15="http://schemas.microsoft.com/office/word/2012/wordml" xmlns:w16cex="http://schemas.microsoft.com/office/word/2018/wordml/cex" xmlns:w16cid="http://schemas.microsoft.com/office/word/2016/wordml/cid" xmlns:w16="http://schemas.microsoft.com/office/word/2018/wordml" xmlns:w16du="http://schemas.microsoft.com/office/word/2023/wordml/word16du" xmlns:w16sdtdh="http://schemas.microsoft.com/office/word/2020/wordml/sdtdatahash" xmlns:w16sdtfl="http://schemas.microsoft.com/office/word/2024/wordml/sdtformatlock" xmlns:w16se="http://schemas.microsoft.com/office/word/2015/wordml/symex" xmlns:wpg="http://schemas.microsoft.com/office/word/2010/wordprocessingGroup" xmlns:wpi="http://schemas.microsoft.com/office/word/2010/wordprocessingInk" xmlns:wne="http://schemas.microsoft.com/office/word/2006/wordml" xmlns:wps="http://schemas.microsoft.com/office/word/2010/wordprocessingShape" mc:Ignorable="w14 w15 w16se w16cid w16 w16cex w16sdtdh w16sdtfl w16du wp14">
   <w:endnote w:type="separator" w:id="-1">
     <w:p>
       <w:pPr>
@@ -23153,7 +23153,7 @@
 </file>
 
 <file path=word/footer1.xml><?xml version="1.0" encoding="utf-8"?>
-<w:ftr xmlns:wpc="http://schemas.microsoft.com/office/word/2010/wordprocessingCanvas" xmlns:cx="http://schemas.microsoft.com/office/drawing/2014/chartex" xmlns:cx1="http://schemas.microsoft.com/office/drawing/2015/9/8/chartex" xmlns:cx2="http://schemas.microsoft.com/office/drawing/2015/10/21/chartex" xmlns:cx3="http://schemas.microsoft.com/office/drawing/2016/5/9/chartex" xmlns:cx4="http://schemas.microsoft.com/office/drawing/2016/5/10/chartex" xmlns:cx5="http://schemas.microsoft.com/office/drawing/2016/5/11/chartex" xmlns:cx6="http://schemas.microsoft.com/office/drawing/2016/5/12/chartex" xmlns:cx7="http://schemas.microsoft.com/office/drawing/2016/5/13/chartex" xmlns:cx8="http://schemas.microsoft.com/office/drawing/2016/5/14/chartex" xmlns:mc="http://schemas.openxmlformats.org/markup-compatibility/2006" xmlns:aink="http://schemas.microsoft.com/office/drawing/2016/ink" xmlns:am3d="http://schemas.microsoft.com/office/drawing/2017/model3d" xmlns:o="urn:schemas-microsoft-com:office:office" xmlns:oel="http://schemas.microsoft.com/office/2019/extlst" xmlns:r="http://schemas.openxmlformats.org/officeDocument/2006/relationships" xmlns:m="http://schemas.openxmlformats.org/officeDocument/2006/math" xmlns:v="urn:schemas-microsoft-com:vml" xmlns:wp14="http://schemas.microsoft.com/office/word/2010/wordprocessingDrawing" xmlns:wp="http://schemas.openxmlformats.org/drawingml/2006/wordprocessingDrawing" xmlns:w10="urn:schemas-microsoft-com:office:word" xmlns:w="http://schemas.openxmlformats.org/wordprocessingml/2006/main" xmlns:w14="http://schemas.microsoft.com/office/word/2010/wordml" xmlns:w15="http://schemas.microsoft.com/office/word/2012/wordml" xmlns:w16cex="http://schemas.microsoft.com/office/word/2018/wordml/cex" xmlns:w16cid="http://schemas.microsoft.com/office/word/2016/wordml/cid" xmlns:w16="http://schemas.microsoft.com/office/word/2018/wordml" xmlns:w16sdtdh="http://schemas.microsoft.com/office/word/2020/wordml/sdtdatahash" xmlns:w16se="http://schemas.microsoft.com/office/word/2015/wordml/symex" xmlns:wpg="http://schemas.microsoft.com/office/word/2010/wordprocessingGroup" xmlns:wpi="http://schemas.microsoft.com/office/word/2010/wordprocessingInk" xmlns:wne="http://schemas.microsoft.com/office/word/2006/wordml" xmlns:wps="http://schemas.microsoft.com/office/word/2010/wordprocessingShape" mc:Ignorable="w14 w15 w16se w16cid w16 w16cex w16sdtdh wp14">
+<w:ftr xmlns:wpc="http://schemas.microsoft.com/office/word/2010/wordprocessingCanvas" xmlns:cx="http://schemas.microsoft.com/office/drawing/2014/chartex" xmlns:cx1="http://schemas.microsoft.com/office/drawing/2015/9/8/chartex" xmlns:cx2="http://schemas.microsoft.com/office/drawing/2015/10/21/chartex" xmlns:cx3="http://schemas.microsoft.com/office/drawing/2016/5/9/chartex" xmlns:cx4="http://schemas.microsoft.com/office/drawing/2016/5/10/chartex" xmlns:cx5="http://schemas.microsoft.com/office/drawing/2016/5/11/chartex" xmlns:cx6="http://schemas.microsoft.com/office/drawing/2016/5/12/chartex" xmlns:cx7="http://schemas.microsoft.com/office/drawing/2016/5/13/chartex" xmlns:cx8="http://schemas.microsoft.com/office/drawing/2016/5/14/chartex" xmlns:mc="http://schemas.openxmlformats.org/markup-compatibility/2006" xmlns:aink="http://schemas.microsoft.com/office/drawing/2016/ink" xmlns:am3d="http://schemas.microsoft.com/office/drawing/2017/model3d" xmlns:o="urn:schemas-microsoft-com:office:office" xmlns:oel="http://schemas.microsoft.com/office/2019/extlst" xmlns:r="http://schemas.openxmlformats.org/officeDocument/2006/relationships" xmlns:m="http://schemas.openxmlformats.org/officeDocument/2006/math" xmlns:v="urn:schemas-microsoft-com:vml" xmlns:wp14="http://schemas.microsoft.com/office/word/2010/wordprocessingDrawing" xmlns:wp="http://schemas.openxmlformats.org/drawingml/2006/wordprocessingDrawing" xmlns:w10="urn:schemas-microsoft-com:office:word" xmlns:w="http://schemas.openxmlformats.org/wordprocessingml/2006/main" xmlns:w14="http://schemas.microsoft.com/office/word/2010/wordml" xmlns:w15="http://schemas.microsoft.com/office/word/2012/wordml" xmlns:w16cex="http://schemas.microsoft.com/office/word/2018/wordml/cex" xmlns:w16cid="http://schemas.microsoft.com/office/word/2016/wordml/cid" xmlns:w16="http://schemas.microsoft.com/office/word/2018/wordml" xmlns:w16du="http://schemas.microsoft.com/office/word/2023/wordml/word16du" xmlns:w16sdtdh="http://schemas.microsoft.com/office/word/2020/wordml/sdtdatahash" xmlns:w16sdtfl="http://schemas.microsoft.com/office/word/2024/wordml/sdtformatlock" xmlns:w16se="http://schemas.microsoft.com/office/word/2015/wordml/symex" xmlns:wpg="http://schemas.microsoft.com/office/word/2010/wordprocessingGroup" xmlns:wpi="http://schemas.microsoft.com/office/word/2010/wordprocessingInk" xmlns:wne="http://schemas.microsoft.com/office/word/2006/wordml" xmlns:wps="http://schemas.microsoft.com/office/word/2010/wordprocessingShape" mc:Ignorable="w14 w15 w16se w16cid w16 w16cex w16sdtdh w16sdtfl w16du wp14">
   <w:p>
     <w:pPr>
       <w:pStyle w:val="Footer"/>
@@ -23163,7 +23163,7 @@
 </file>
 
 <file path=word/footer2.xml><?xml version="1.0" encoding="utf-8"?>
-<w:ftr xmlns:wpc="http://schemas.microsoft.com/office/word/2010/wordprocessingCanvas" xmlns:cx="http://schemas.microsoft.com/office/drawing/2014/chartex" xmlns:cx1="http://schemas.microsoft.com/office/drawing/2015/9/8/chartex" xmlns:cx2="http://schemas.microsoft.com/office/drawing/2015/10/21/chartex" xmlns:cx3="http://schemas.microsoft.com/office/drawing/2016/5/9/chartex" xmlns:cx4="http://schemas.microsoft.com/office/drawing/2016/5/10/chartex" xmlns:cx5="http://schemas.microsoft.com/office/drawing/2016/5/11/chartex" xmlns:cx6="http://schemas.microsoft.com/office/drawing/2016/5/12/chartex" xmlns:cx7="http://schemas.microsoft.com/office/drawing/2016/5/13/chartex" xmlns:cx8="http://schemas.microsoft.com/office/drawing/2016/5/14/chartex" xmlns:mc="http://schemas.openxmlformats.org/markup-compatibility/2006" xmlns:aink="http://schemas.microsoft.com/office/drawing/2016/ink" xmlns:am3d="http://schemas.microsoft.com/office/drawing/2017/model3d" xmlns:o="urn:schemas-microsoft-com:office:office" xmlns:oel="http://schemas.microsoft.com/office/2019/extlst" xmlns:r="http://schemas.openxmlformats.org/officeDocument/2006/relationships" xmlns:m="http://schemas.openxmlformats.org/officeDocument/2006/math" xmlns:v="urn:schemas-microsoft-com:vml" xmlns:wp14="http://schemas.microsoft.com/office/word/2010/wordprocessingDrawing" xmlns:wp="http://schemas.openxmlformats.org/drawingml/2006/wordprocessingDrawing" xmlns:w10="urn:schemas-microsoft-com:office:word" xmlns:w="http://schemas.openxmlformats.org/wordprocessingml/2006/main" xmlns:w14="http://schemas.microsoft.com/office/word/2010/wordml" xmlns:w15="http://schemas.microsoft.com/office/word/2012/wordml" xmlns:w16cex="http://schemas.microsoft.com/office/word/2018/wordml/cex" xmlns:w16cid="http://schemas.microsoft.com/office/word/2016/wordml/cid" xmlns:w16="http://schemas.microsoft.com/office/word/2018/wordml" xmlns:w16sdtdh="http://schemas.microsoft.com/office/word/2020/wordml/sdtdatahash" xmlns:w16se="http://schemas.microsoft.com/office/word/2015/wordml/symex" xmlns:wpg="http://schemas.microsoft.com/office/word/2010/wordprocessingGroup" xmlns:wpi="http://schemas.microsoft.com/office/word/2010/wordprocessingInk" xmlns:wne="http://schemas.microsoft.com/office/word/2006/wordml" xmlns:wps="http://schemas.microsoft.com/office/word/2010/wordprocessingShape" mc:Ignorable="w14 w15 w16se w16cid w16 w16cex w16sdtdh wp14">
+<w:ftr xmlns:wpc="http://schemas.microsoft.com/office/word/2010/wordprocessingCanvas" xmlns:cx="http://schemas.microsoft.com/office/drawing/2014/chartex" xmlns:cx1="http://schemas.microsoft.com/office/drawing/2015/9/8/chartex" xmlns:cx2="http://schemas.microsoft.com/office/drawing/2015/10/21/chartex" xmlns:cx3="http://schemas.microsoft.com/office/drawing/2016/5/9/chartex" xmlns:cx4="http://schemas.microsoft.com/office/drawing/2016/5/10/chartex" xmlns:cx5="http://schemas.microsoft.com/office/drawing/2016/5/11/chartex" xmlns:cx6="http://schemas.microsoft.com/office/drawing/2016/5/12/chartex" xmlns:cx7="http://schemas.microsoft.com/office/drawing/2016/5/13/chartex" xmlns:cx8="http://schemas.microsoft.com/office/drawing/2016/5/14/chartex" xmlns:mc="http://schemas.openxmlformats.org/markup-compatibility/2006" xmlns:aink="http://schemas.microsoft.com/office/drawing/2016/ink" xmlns:am3d="http://schemas.microsoft.com/office/drawing/2017/model3d" xmlns:o="urn:schemas-microsoft-com:office:office" xmlns:oel="http://schemas.microsoft.com/office/2019/extlst" xmlns:r="http://schemas.openxmlformats.org/officeDocument/2006/relationships" xmlns:m="http://schemas.openxmlformats.org/officeDocument/2006/math" xmlns:v="urn:schemas-microsoft-com:vml" xmlns:wp14="http://schemas.microsoft.com/office/word/2010/wordprocessingDrawing" xmlns:wp="http://schemas.openxmlformats.org/drawingml/2006/wordprocessingDrawing" xmlns:w10="urn:schemas-microsoft-com:office:word" xmlns:w="http://schemas.openxmlformats.org/wordprocessingml/2006/main" xmlns:w14="http://schemas.microsoft.com/office/word/2010/wordml" xmlns:w15="http://schemas.microsoft.com/office/word/2012/wordml" xmlns:w16cex="http://schemas.microsoft.com/office/word/2018/wordml/cex" xmlns:w16cid="http://schemas.microsoft.com/office/word/2016/wordml/cid" xmlns:w16="http://schemas.microsoft.com/office/word/2018/wordml" xmlns:w16du="http://schemas.microsoft.com/office/word/2023/wordml/word16du" xmlns:w16sdtdh="http://schemas.microsoft.com/office/word/2020/wordml/sdtdatahash" xmlns:w16sdtfl="http://schemas.microsoft.com/office/word/2024/wordml/sdtformatlock" xmlns:w16se="http://schemas.microsoft.com/office/word/2015/wordml/symex" xmlns:wpg="http://schemas.microsoft.com/office/word/2010/wordprocessingGroup" xmlns:wpi="http://schemas.microsoft.com/office/word/2010/wordprocessingInk" xmlns:wne="http://schemas.microsoft.com/office/word/2006/wordml" xmlns:wps="http://schemas.microsoft.com/office/word/2010/wordprocessingShape" mc:Ignorable="w14 w15 w16se w16cid w16 w16cex w16sdtdh w16sdtfl w16du wp14">
   <w:p>
     <w:pPr>
       <w:pStyle w:val="Footer"/>
@@ -23173,7 +23173,7 @@
 </file>
 
 <file path=word/footer3.xml><?xml version="1.0" encoding="utf-8"?>
-<w:ftr xmlns:wpc="http://schemas.microsoft.com/office/word/2010/wordprocessingCanvas" xmlns:cx="http://schemas.microsoft.com/office/drawing/2014/chartex" xmlns:cx1="http://schemas.microsoft.com/office/drawing/2015/9/8/chartex" xmlns:cx2="http://schemas.microsoft.com/office/drawing/2015/10/21/chartex" xmlns:cx3="http://schemas.microsoft.com/office/drawing/2016/5/9/chartex" xmlns:cx4="http://schemas.microsoft.com/office/drawing/2016/5/10/chartex" xmlns:cx5="http://schemas.microsoft.com/office/drawing/2016/5/11/chartex" xmlns:cx6="http://schemas.microsoft.com/office/drawing/2016/5/12/chartex" xmlns:cx7="http://schemas.microsoft.com/office/drawing/2016/5/13/chartex" xmlns:cx8="http://schemas.microsoft.com/office/drawing/2016/5/14/chartex" xmlns:mc="http://schemas.openxmlformats.org/markup-compatibility/2006" xmlns:aink="http://schemas.microsoft.com/office/drawing/2016/ink" xmlns:am3d="http://schemas.microsoft.com/office/drawing/2017/model3d" xmlns:o="urn:schemas-microsoft-com:office:office" xmlns:oel="http://schemas.microsoft.com/office/2019/extlst" xmlns:r="http://schemas.openxmlformats.org/officeDocument/2006/relationships" xmlns:m="http://schemas.openxmlformats.org/officeDocument/2006/math" xmlns:v="urn:schemas-microsoft-com:vml" xmlns:wp14="http://schemas.microsoft.com/office/word/2010/wordprocessingDrawing" xmlns:wp="http://schemas.openxmlformats.org/drawingml/2006/wordprocessingDrawing" xmlns:w10="urn:schemas-microsoft-com:office:word" xmlns:w="http://schemas.openxmlformats.org/wordprocessingml/2006/main" xmlns:w14="http://schemas.microsoft.com/office/word/2010/wordml" xmlns:w15="http://schemas.microsoft.com/office/word/2012/wordml" xmlns:w16cex="http://schemas.microsoft.com/office/word/2018/wordml/cex" xmlns:w16cid="http://schemas.microsoft.com/office/word/2016/wordml/cid" xmlns:w16="http://schemas.microsoft.com/office/word/2018/wordml" xmlns:w16sdtdh="http://schemas.microsoft.com/office/word/2020/wordml/sdtdatahash" xmlns:w16se="http://schemas.microsoft.com/office/word/2015/wordml/symex" xmlns:wpg="http://schemas.microsoft.com/office/word/2010/wordprocessingGroup" xmlns:wpi="http://schemas.microsoft.com/office/word/2010/wordprocessingInk" xmlns:wne="http://schemas.microsoft.com/office/word/2006/wordml" xmlns:wps="http://schemas.microsoft.com/office/word/2010/wordprocessingShape" mc:Ignorable="w14 w15 w16se w16cid w16 w16cex w16sdtdh wp14">
+<w:ftr xmlns:wpc="http://schemas.microsoft.com/office/word/2010/wordprocessingCanvas" xmlns:cx="http://schemas.microsoft.com/office/drawing/2014/chartex" xmlns:cx1="http://schemas.microsoft.com/office/drawing/2015/9/8/chartex" xmlns:cx2="http://schemas.microsoft.com/office/drawing/2015/10/21/chartex" xmlns:cx3="http://schemas.microsoft.com/office/drawing/2016/5/9/chartex" xmlns:cx4="http://schemas.microsoft.com/office/drawing/2016/5/10/chartex" xmlns:cx5="http://schemas.microsoft.com/office/drawing/2016/5/11/chartex" xmlns:cx6="http://schemas.microsoft.com/office/drawing/2016/5/12/chartex" xmlns:cx7="http://schemas.microsoft.com/office/drawing/2016/5/13/chartex" xmlns:cx8="http://schemas.microsoft.com/office/drawing/2016/5/14/chartex" xmlns:mc="http://schemas.openxmlformats.org/markup-compatibility/2006" xmlns:aink="http://schemas.microsoft.com/office/drawing/2016/ink" xmlns:am3d="http://schemas.microsoft.com/office/drawing/2017/model3d" xmlns:o="urn:schemas-microsoft-com:office:office" xmlns:oel="http://schemas.microsoft.com/office/2019/extlst" xmlns:r="http://schemas.openxmlformats.org/officeDocument/2006/relationships" xmlns:m="http://schemas.openxmlformats.org/officeDocument/2006/math" xmlns:v="urn:schemas-microsoft-com:vml" xmlns:wp14="http://schemas.microsoft.com/office/word/2010/wordprocessingDrawing" xmlns:wp="http://schemas.openxmlformats.org/drawingml/2006/wordprocessingDrawing" xmlns:w10="urn:schemas-microsoft-com:office:word" xmlns:w="http://schemas.openxmlformats.org/wordprocessingml/2006/main" xmlns:w14="http://schemas.microsoft.com/office/word/2010/wordml" xmlns:w15="http://schemas.microsoft.com/office/word/2012/wordml" xmlns:w16cex="http://schemas.microsoft.com/office/word/2018/wordml/cex" xmlns:w16cid="http://schemas.microsoft.com/office/word/2016/wordml/cid" xmlns:w16="http://schemas.microsoft.com/office/word/2018/wordml" xmlns:w16du="http://schemas.microsoft.com/office/word/2023/wordml/word16du" xmlns:w16sdtdh="http://schemas.microsoft.com/office/word/2020/wordml/sdtdatahash" xmlns:w16sdtfl="http://schemas.microsoft.com/office/word/2024/wordml/sdtformatlock" xmlns:w16se="http://schemas.microsoft.com/office/word/2015/wordml/symex" xmlns:wpg="http://schemas.microsoft.com/office/word/2010/wordprocessingGroup" xmlns:wpi="http://schemas.microsoft.com/office/word/2010/wordprocessingInk" xmlns:wne="http://schemas.microsoft.com/office/word/2006/wordml" xmlns:wps="http://schemas.microsoft.com/office/word/2010/wordprocessingShape" mc:Ignorable="w14 w15 w16se w16cid w16 w16cex w16sdtdh w16sdtfl w16du wp14">
   <w:p>
     <w:pPr>
       <w:pStyle w:val="Footer"/>
@@ -23183,7 +23183,7 @@
 </file>
 
 <file path=word/footnotes.xml><?xml version="1.0" encoding="utf-8"?>
-<w:footnotes xmlns:wpc="http://schemas.microsoft.com/office/word/2010/wordprocessingCanvas" xmlns:cx="http://schemas.microsoft.com/office/drawing/2014/chartex" xmlns:cx1="http://schemas.microsoft.com/office/drawing/2015/9/8/chartex" xmlns:cx2="http://schemas.microsoft.com/office/drawing/2015/10/21/chartex" xmlns:cx3="http://schemas.microsoft.com/office/drawing/2016/5/9/chartex" xmlns:cx4="http://schemas.microsoft.com/office/drawing/2016/5/10/chartex" xmlns:cx5="http://schemas.microsoft.com/office/drawing/2016/5/11/chartex" xmlns:cx6="http://schemas.microsoft.com/office/drawing/2016/5/12/chartex" xmlns:cx7="http://schemas.microsoft.com/office/drawing/2016/5/13/chartex" xmlns:cx8="http://schemas.microsoft.com/office/drawing/2016/5/14/chartex" xmlns:mc="http://schemas.openxmlformats.org/markup-compatibility/2006" xmlns:aink="http://schemas.microsoft.com/office/drawing/2016/ink" xmlns:am3d="http://schemas.microsoft.com/office/drawing/2017/model3d" xmlns:o="urn:schemas-microsoft-com:office:office" xmlns:oel="http://schemas.microsoft.com/office/2019/extlst" xmlns:r="http://schemas.openxmlformats.org/officeDocument/2006/relationships" xmlns:m="http://schemas.openxmlformats.org/officeDocument/2006/math" xmlns:v="urn:schemas-microsoft-com:vml" xmlns:wp14="http://schemas.microsoft.com/office/word/2010/wordprocessingDrawing" xmlns:wp="http://schemas.openxmlformats.org/drawingml/2006/wordprocessingDrawing" xmlns:w10="urn:schemas-microsoft-com:office:word" xmlns:w="http://schemas.openxmlformats.org/wordprocessingml/2006/main" xmlns:w14="http://schemas.microsoft.com/office/word/2010/wordml" xmlns:w15="http://schemas.microsoft.com/office/word/2012/wordml" xmlns:w16cex="http://schemas.microsoft.com/office/word/2018/wordml/cex" xmlns:w16cid="http://schemas.microsoft.com/office/word/2016/wordml/cid" xmlns:w16="http://schemas.microsoft.com/office/word/2018/wordml" xmlns:w16sdtdh="http://schemas.microsoft.com/office/word/2020/wordml/sdtdatahash" xmlns:w16se="http://schemas.microsoft.com/office/word/2015/wordml/symex" xmlns:wpg="http://schemas.microsoft.com/office/word/2010/wordprocessingGroup" xmlns:wpi="http://schemas.microsoft.com/office/word/2010/wordprocessingInk" xmlns:wne="http://schemas.microsoft.com/office/word/2006/wordml" xmlns:wps="http://schemas.microsoft.com/office/word/2010/wordprocessingShape" mc:Ignorable="w14 w15 w16se w16cid w16 w16cex w16sdtdh wp14">
+<w:footnotes xmlns:wpc="http://schemas.microsoft.com/office/word/2010/wordprocessingCanvas" xmlns:cx="http://schemas.microsoft.com/office/drawing/2014/chartex" xmlns:cx1="http://schemas.microsoft.com/office/drawing/2015/9/8/chartex" xmlns:cx2="http://schemas.microsoft.com/office/drawing/2015/10/21/chartex" xmlns:cx3="http://schemas.microsoft.com/office/drawing/2016/5/9/chartex" xmlns:cx4="http://schemas.microsoft.com/office/drawing/2016/5/10/chartex" xmlns:cx5="http://schemas.microsoft.com/office/drawing/2016/5/11/chartex" xmlns:cx6="http://schemas.microsoft.com/office/drawing/2016/5/12/chartex" xmlns:cx7="http://schemas.microsoft.com/office/drawing/2016/5/13/chartex" xmlns:cx8="http://schemas.microsoft.com/office/drawing/2016/5/14/chartex" xmlns:mc="http://schemas.openxmlformats.org/markup-compatibility/2006" xmlns:aink="http://schemas.microsoft.com/office/drawing/2016/ink" xmlns:am3d="http://schemas.microsoft.com/office/drawing/2017/model3d" xmlns:o="urn:schemas-microsoft-com:office:office" xmlns:oel="http://schemas.microsoft.com/office/2019/extlst" xmlns:r="http://schemas.openxmlformats.org/officeDocument/2006/relationships" xmlns:m="http://schemas.openxmlformats.org/officeDocument/2006/math" xmlns:v="urn:schemas-microsoft-com:vml" xmlns:wp14="http://schemas.microsoft.com/office/word/2010/wordprocessingDrawing" xmlns:wp="http://schemas.openxmlformats.org/drawingml/2006/wordprocessingDrawing" xmlns:w10="urn:schemas-microsoft-com:office:word" xmlns:w="http://schemas.openxmlformats.org/wordprocessingml/2006/main" xmlns:w14="http://schemas.microsoft.com/office/word/2010/wordml" xmlns:w15="http://schemas.microsoft.com/office/word/2012/wordml" xmlns:w16cex="http://schemas.microsoft.com/office/word/2018/wordml/cex" xmlns:w16cid="http://schemas.microsoft.com/office/word/2016/wordml/cid" xmlns:w16="http://schemas.microsoft.com/office/word/2018/wordml" xmlns:w16du="http://schemas.microsoft.com/office/word/2023/wordml/word16du" xmlns:w16sdtdh="http://schemas.microsoft.com/office/word/2020/wordml/sdtdatahash" xmlns:w16sdtfl="http://schemas.microsoft.com/office/word/2024/wordml/sdtformatlock" xmlns:w16se="http://schemas.microsoft.com/office/word/2015/wordml/symex" xmlns:wpg="http://schemas.microsoft.com/office/word/2010/wordprocessingGroup" xmlns:wpi="http://schemas.microsoft.com/office/word/2010/wordprocessingInk" xmlns:wne="http://schemas.microsoft.com/office/word/2006/wordml" xmlns:wps="http://schemas.microsoft.com/office/word/2010/wordprocessingShape" mc:Ignorable="w14 w15 w16se w16cid w16 w16cex w16sdtdh w16sdtfl w16du wp14">
   <w:footnote w:type="separator" w:id="-1">
     <w:p>
       <w:pPr>
@@ -23208,7 +23208,7 @@
 </file>
 
 <file path=word/header1.xml><?xml version="1.0" encoding="utf-8"?>
-<w:hdr xmlns:wpc="http://schemas.microsoft.com/office/word/2010/wordprocessingCanvas" xmlns:cx="http://schemas.microsoft.com/office/drawing/2014/chartex" xmlns:cx1="http://schemas.microsoft.com/office/drawing/2015/9/8/chartex" xmlns:cx2="http://schemas.microsoft.com/office/drawing/2015/10/21/chartex" xmlns:cx3="http://schemas.microsoft.com/office/drawing/2016/5/9/chartex" xmlns:cx4="http://schemas.microsoft.com/office/drawing/2016/5/10/chartex" xmlns:cx5="http://schemas.microsoft.com/office/drawing/2016/5/11/chartex" xmlns:cx6="http://schemas.microsoft.com/office/drawing/2016/5/12/chartex" xmlns:cx7="http://schemas.microsoft.com/office/drawing/2016/5/13/chartex" xmlns:cx8="http://schemas.microsoft.com/office/drawing/2016/5/14/chartex" xmlns:mc="http://schemas.openxmlformats.org/markup-compatibility/2006" xmlns:aink="http://schemas.microsoft.com/office/drawing/2016/ink" xmlns:am3d="http://schemas.microsoft.com/office/drawing/2017/model3d" xmlns:o="urn:schemas-microsoft-com:office:office" xmlns:oel="http://schemas.microsoft.com/office/2019/extlst" xmlns:r="http://schemas.openxmlformats.org/officeDocument/2006/relationships" xmlns:m="http://schemas.openxmlformats.org/officeDocument/2006/math" xmlns:v="urn:schemas-microsoft-com:vml" xmlns:wp14="http://schemas.microsoft.com/office/word/2010/wordprocessingDrawing" xmlns:wp="http://schemas.openxmlformats.org/drawingml/2006/wordprocessingDrawing" xmlns:w10="urn:schemas-microsoft-com:office:word" xmlns:w="http://schemas.openxmlformats.org/wordprocessingml/2006/main" xmlns:w14="http://schemas.microsoft.com/office/word/2010/wordml" xmlns:w15="http://schemas.microsoft.com/office/word/2012/wordml" xmlns:w16cex="http://schemas.microsoft.com/office/word/2018/wordml/cex" xmlns:w16cid="http://schemas.microsoft.com/office/word/2016/wordml/cid" xmlns:w16="http://schemas.microsoft.com/office/word/2018/wordml" xmlns:w16sdtdh="http://schemas.microsoft.com/office/word/2020/wordml/sdtdatahash" xmlns:w16se="http://schemas.microsoft.com/office/word/2015/wordml/symex" xmlns:wpg="http://schemas.microsoft.com/office/word/2010/wordprocessingGroup" xmlns:wpi="http://schemas.microsoft.com/office/word/2010/wordprocessingInk" xmlns:wne="http://schemas.microsoft.com/office/word/2006/wordml" xmlns:wps="http://schemas.microsoft.com/office/word/2010/wordprocessingShape" mc:Ignorable="w14 w15 w16se w16cid w16 w16cex w16sdtdh wp14">
+<w:hdr xmlns:wpc="http://schemas.microsoft.com/office/word/2010/wordprocessingCanvas" xmlns:cx="http://schemas.microsoft.com/office/drawing/2014/chartex" xmlns:cx1="http://schemas.microsoft.com/office/drawing/2015/9/8/chartex" xmlns:cx2="http://schemas.microsoft.com/office/drawing/2015/10/21/chartex" xmlns:cx3="http://schemas.microsoft.com/office/drawing/2016/5/9/chartex" xmlns:cx4="http://schemas.microsoft.com/office/drawing/2016/5/10/chartex" xmlns:cx5="http://schemas.microsoft.com/office/drawing/2016/5/11/chartex" xmlns:cx6="http://schemas.microsoft.com/office/drawing/2016/5/12/chartex" xmlns:cx7="http://schemas.microsoft.com/office/drawing/2016/5/13/chartex" xmlns:cx8="http://schemas.microsoft.com/office/drawing/2016/5/14/chartex" xmlns:mc="http://schemas.openxmlformats.org/markup-compatibility/2006" xmlns:aink="http://schemas.microsoft.com/office/drawing/2016/ink" xmlns:am3d="http://schemas.microsoft.com/office/drawing/2017/model3d" xmlns:o="urn:schemas-microsoft-com:office:office" xmlns:oel="http://schemas.microsoft.com/office/2019/extlst" xmlns:r="http://schemas.openxmlformats.org/officeDocument/2006/relationships" xmlns:m="http://schemas.openxmlformats.org/officeDocument/2006/math" xmlns:v="urn:schemas-microsoft-com:vml" xmlns:wp14="http://schemas.microsoft.com/office/word/2010/wordprocessingDrawing" xmlns:wp="http://schemas.openxmlformats.org/drawingml/2006/wordprocessingDrawing" xmlns:w10="urn:schemas-microsoft-com:office:word" xmlns:w="http://schemas.openxmlformats.org/wordprocessingml/2006/main" xmlns:w14="http://schemas.microsoft.com/office/word/2010/wordml" xmlns:w15="http://schemas.microsoft.com/office/word/2012/wordml" xmlns:w16cex="http://schemas.microsoft.com/office/word/2018/wordml/cex" xmlns:w16cid="http://schemas.microsoft.com/office/word/2016/wordml/cid" xmlns:w16="http://schemas.microsoft.com/office/word/2018/wordml" xmlns:w16du="http://schemas.microsoft.com/office/word/2023/wordml/word16du" xmlns:w16sdtdh="http://schemas.microsoft.com/office/word/2020/wordml/sdtdatahash" xmlns:w16sdtfl="http://schemas.microsoft.com/office/word/2024/wordml/sdtformatlock" xmlns:w16se="http://schemas.microsoft.com/office/word/2015/wordml/symex" xmlns:wpg="http://schemas.microsoft.com/office/word/2010/wordprocessingGroup" xmlns:wpi="http://schemas.microsoft.com/office/word/2010/wordprocessingInk" xmlns:wne="http://schemas.microsoft.com/office/word/2006/wordml" xmlns:wps="http://schemas.microsoft.com/office/word/2010/wordprocessingShape" mc:Ignorable="w14 w15 w16se w16cid w16 w16cex w16sdtdh w16sdtfl w16du wp14">
   <w:p>
     <w:pPr>
       <w:pStyle w:val="Header"/>
@@ -23218,7 +23218,7 @@
 </file>
 
 <file path=word/header2.xml><?xml version="1.0" encoding="utf-8"?>
-<w:hdr xmlns:wpc="http://schemas.microsoft.com/office/word/2010/wordprocessingCanvas" xmlns:cx="http://schemas.microsoft.com/office/drawing/2014/chartex" xmlns:cx1="http://schemas.microsoft.com/office/drawing/2015/9/8/chartex" xmlns:cx2="http://schemas.microsoft.com/office/drawing/2015/10/21/chartex" xmlns:cx3="http://schemas.microsoft.com/office/drawing/2016/5/9/chartex" xmlns:cx4="http://schemas.microsoft.com/office/drawing/2016/5/10/chartex" xmlns:cx5="http://schemas.microsoft.com/office/drawing/2016/5/11/chartex" xmlns:cx6="http://schemas.microsoft.com/office/drawing/2016/5/12/chartex" xmlns:cx7="http://schemas.microsoft.com/office/drawing/2016/5/13/chartex" xmlns:cx8="http://schemas.microsoft.com/office/drawing/2016/5/14/chartex" xmlns:mc="http://schemas.openxmlformats.org/markup-compatibility/2006" xmlns:aink="http://schemas.microsoft.com/office/drawing/2016/ink" xmlns:am3d="http://schemas.microsoft.com/office/drawing/2017/model3d" xmlns:o="urn:schemas-microsoft-com:office:office" xmlns:oel="http://schemas.microsoft.com/office/2019/extlst" xmlns:r="http://schemas.openxmlformats.org/officeDocument/2006/relationships" xmlns:m="http://schemas.openxmlformats.org/officeDocument/2006/math" xmlns:v="urn:schemas-microsoft-com:vml" xmlns:wp14="http://schemas.microsoft.com/office/word/2010/wordprocessingDrawing" xmlns:wp="http://schemas.openxmlformats.org/drawingml/2006/wordprocessingDrawing" xmlns:w10="urn:schemas-microsoft-com:office:word" xmlns:w="http://schemas.openxmlformats.org/wordprocessingml/2006/main" xmlns:w14="http://schemas.microsoft.com/office/word/2010/wordml" xmlns:w15="http://schemas.microsoft.com/office/word/2012/wordml" xmlns:w16cex="http://schemas.microsoft.com/office/word/2018/wordml/cex" xmlns:w16cid="http://schemas.microsoft.com/office/word/2016/wordml/cid" xmlns:w16="http://schemas.microsoft.com/office/word/2018/wordml" xmlns:w16sdtdh="http://schemas.microsoft.com/office/word/2020/wordml/sdtdatahash" xmlns:w16se="http://schemas.microsoft.com/office/word/2015/wordml/symex" xmlns:wpg="http://schemas.microsoft.com/office/word/2010/wordprocessingGroup" xmlns:wpi="http://schemas.microsoft.com/office/word/2010/wordprocessingInk" xmlns:wne="http://schemas.microsoft.com/office/word/2006/wordml" xmlns:wps="http://schemas.microsoft.com/office/word/2010/wordprocessingShape" mc:Ignorable="w14 w15 w16se w16cid w16 w16cex w16sdtdh wp14">
+<w:hdr xmlns:wpc="http://schemas.microsoft.com/office/word/2010/wordprocessingCanvas" xmlns:cx="http://schemas.microsoft.com/office/drawing/2014/chartex" xmlns:cx1="http://schemas.microsoft.com/office/drawing/2015/9/8/chartex" xmlns:cx2="http://schemas.microsoft.com/office/drawing/2015/10/21/chartex" xmlns:cx3="http://schemas.microsoft.com/office/drawing/2016/5/9/chartex" xmlns:cx4="http://schemas.microsoft.com/office/drawing/2016/5/10/chartex" xmlns:cx5="http://schemas.microsoft.com/office/drawing/2016/5/11/chartex" xmlns:cx6="http://schemas.microsoft.com/office/drawing/2016/5/12/chartex" xmlns:cx7="http://schemas.microsoft.com/office/drawing/2016/5/13/chartex" xmlns:cx8="http://schemas.microsoft.com/office/drawing/2016/5/14/chartex" xmlns:mc="http://schemas.openxmlformats.org/markup-compatibility/2006" xmlns:aink="http://schemas.microsoft.com/office/drawing/2016/ink" xmlns:am3d="http://schemas.microsoft.com/office/drawing/2017/model3d" xmlns:o="urn:schemas-microsoft-com:office:office" xmlns:oel="http://schemas.microsoft.com/office/2019/extlst" xmlns:r="http://schemas.openxmlformats.org/officeDocument/2006/relationships" xmlns:m="http://schemas.openxmlformats.org/officeDocument/2006/math" xmlns:v="urn:schemas-microsoft-com:vml" xmlns:wp14="http://schemas.microsoft.com/office/word/2010/wordprocessingDrawing" xmlns:wp="http://schemas.openxmlformats.org/drawingml/2006/wordprocessingDrawing" xmlns:w10="urn:schemas-microsoft-com:office:word" xmlns:w="http://schemas.openxmlformats.org/wordprocessingml/2006/main" xmlns:w14="http://schemas.microsoft.com/office/word/2010/wordml" xmlns:w15="http://schemas.microsoft.com/office/word/2012/wordml" xmlns:w16cex="http://schemas.microsoft.com/office/word/2018/wordml/cex" xmlns:w16cid="http://schemas.microsoft.com/office/word/2016/wordml/cid" xmlns:w16="http://schemas.microsoft.com/office/word/2018/wordml" xmlns:w16du="http://schemas.microsoft.com/office/word/2023/wordml/word16du" xmlns:w16sdtdh="http://schemas.microsoft.com/office/word/2020/wordml/sdtdatahash" xmlns:w16sdtfl="http://schemas.microsoft.com/office/word/2024/wordml/sdtformatlock" xmlns:w16se="http://schemas.microsoft.com/office/word/2015/wordml/symex" xmlns:wpg="http://schemas.microsoft.com/office/word/2010/wordprocessingGroup" xmlns:wpi="http://schemas.microsoft.com/office/word/2010/wordprocessingInk" xmlns:wne="http://schemas.microsoft.com/office/word/2006/wordml" xmlns:wps="http://schemas.microsoft.com/office/word/2010/wordprocessingShape" mc:Ignorable="w14 w15 w16se w16cid w16 w16cex w16sdtdh w16sdtfl w16du wp14">
   <w:p>
     <w:pPr>
       <w:pStyle w:val="Header"/>
@@ -23228,7 +23228,7 @@
 </file>
 
 <file path=word/header3.xml><?xml version="1.0" encoding="utf-8"?>
-<w:hdr xmlns:wpc="http://schemas.microsoft.com/office/word/2010/wordprocessingCanvas" xmlns:cx="http://schemas.microsoft.com/office/drawing/2014/chartex" xmlns:cx1="http://schemas.microsoft.com/office/drawing/2015/9/8/chartex" xmlns:cx2="http://schemas.microsoft.com/office/drawing/2015/10/21/chartex" xmlns:cx3="http://schemas.microsoft.com/office/drawing/2016/5/9/chartex" xmlns:cx4="http://schemas.microsoft.com/office/drawing/2016/5/10/chartex" xmlns:cx5="http://schemas.microsoft.com/office/drawing/2016/5/11/chartex" xmlns:cx6="http://schemas.microsoft.com/office/drawing/2016/5/12/chartex" xmlns:cx7="http://schemas.microsoft.com/office/drawing/2016/5/13/chartex" xmlns:cx8="http://schemas.microsoft.com/office/drawing/2016/5/14/chartex" xmlns:mc="http://schemas.openxmlformats.org/markup-compatibility/2006" xmlns:aink="http://schemas.microsoft.com/office/drawing/2016/ink" xmlns:am3d="http://schemas.microsoft.com/office/drawing/2017/model3d" xmlns:o="urn:schemas-microsoft-com:office:office" xmlns:oel="http://schemas.microsoft.com/office/2019/extlst" xmlns:r="http://schemas.openxmlformats.org/officeDocument/2006/relationships" xmlns:m="http://schemas.openxmlformats.org/officeDocument/2006/math" xmlns:v="urn:schemas-microsoft-com:vml" xmlns:wp14="http://schemas.microsoft.com/office/word/2010/wordprocessingDrawing" xmlns:wp="http://schemas.openxmlformats.org/drawingml/2006/wordprocessingDrawing" xmlns:w10="urn:schemas-microsoft-com:office:word" xmlns:w="http://schemas.openxmlformats.org/wordprocessingml/2006/main" xmlns:w14="http://schemas.microsoft.com/office/word/2010/wordml" xmlns:w15="http://schemas.microsoft.com/office/word/2012/wordml" xmlns:w16cex="http://schemas.microsoft.com/office/word/2018/wordml/cex" xmlns:w16cid="http://schemas.microsoft.com/office/word/2016/wordml/cid" xmlns:w16="http://schemas.microsoft.com/office/word/2018/wordml" xmlns:w16sdtdh="http://schemas.microsoft.com/office/word/2020/wordml/sdtdatahash" xmlns:w16se="http://schemas.microsoft.com/office/word/2015/wordml/symex" xmlns:wpg="http://schemas.microsoft.com/office/word/2010/wordprocessingGroup" xmlns:wpi="http://schemas.microsoft.com/office/word/2010/wordprocessingInk" xmlns:wne="http://schemas.microsoft.com/office/word/2006/wordml" xmlns:wps="http://schemas.microsoft.com/office/word/2010/wordprocessingShape" mc:Ignorable="w14 w15 w16se w16cid w16 w16cex w16sdtdh wp14">
+<w:hdr xmlns:wpc="http://schemas.microsoft.com/office/word/2010/wordprocessingCanvas" xmlns:cx="http://schemas.microsoft.com/office/drawing/2014/chartex" xmlns:cx1="http://schemas.microsoft.com/office/drawing/2015/9/8/chartex" xmlns:cx2="http://schemas.microsoft.com/office/drawing/2015/10/21/chartex" xmlns:cx3="http://schemas.microsoft.com/office/drawing/2016/5/9/chartex" xmlns:cx4="http://schemas.microsoft.com/office/drawing/2016/5/10/chartex" xmlns:cx5="http://schemas.microsoft.com/office/drawing/2016/5/11/chartex" xmlns:cx6="http://schemas.microsoft.com/office/drawing/2016/5/12/chartex" xmlns:cx7="http://schemas.microsoft.com/office/drawing/2016/5/13/chartex" xmlns:cx8="http://schemas.microsoft.com/office/drawing/2016/5/14/chartex" xmlns:mc="http://schemas.openxmlformats.org/markup-compatibility/2006" xmlns:aink="http://schemas.microsoft.com/office/drawing/2016/ink" xmlns:am3d="http://schemas.microsoft.com/office/drawing/2017/model3d" xmlns:o="urn:schemas-microsoft-com:office:office" xmlns:oel="http://schemas.microsoft.com/office/2019/extlst" xmlns:r="http://schemas.openxmlformats.org/officeDocument/2006/relationships" xmlns:m="http://schemas.openxmlformats.org/officeDocument/2006/math" xmlns:v="urn:schemas-microsoft-com:vml" xmlns:wp14="http://schemas.microsoft.com/office/word/2010/wordprocessingDrawing" xmlns:wp="http://schemas.openxmlformats.org/drawingml/2006/wordprocessingDrawing" xmlns:w10="urn:schemas-microsoft-com:office:word" xmlns:w="http://schemas.openxmlformats.org/wordprocessingml/2006/main" xmlns:w14="http://schemas.microsoft.com/office/word/2010/wordml" xmlns:w15="http://schemas.microsoft.com/office/word/2012/wordml" xmlns:w16cex="http://schemas.microsoft.com/office/word/2018/wordml/cex" xmlns:w16cid="http://schemas.microsoft.com/office/word/2016/wordml/cid" xmlns:w16="http://schemas.microsoft.com/office/word/2018/wordml" xmlns:w16du="http://schemas.microsoft.com/office/word/2023/wordml/word16du" xmlns:w16sdtdh="http://schemas.microsoft.com/office/word/2020/wordml/sdtdatahash" xmlns:w16sdtfl="http://schemas.microsoft.com/office/word/2024/wordml/sdtformatlock" xmlns:w16se="http://schemas.microsoft.com/office/word/2015/wordml/symex" xmlns:wpg="http://schemas.microsoft.com/office/word/2010/wordprocessingGroup" xmlns:wpi="http://schemas.microsoft.com/office/word/2010/wordprocessingInk" xmlns:wne="http://schemas.microsoft.com/office/word/2006/wordml" xmlns:wps="http://schemas.microsoft.com/office/word/2010/wordprocessingShape" mc:Ignorable="w14 w15 w16se w16cid w16 w16cex w16sdtdh w16sdtfl w16du wp14">
   <w:p>
     <w:pPr>
       <w:pStyle w:val="Header"/>
@@ -23238,7 +23238,7 @@
 </file>
 
 <file path=word/numbering.xml><?xml version="1.0" encoding="utf-8"?>
-<w:numbering xmlns:wpc="http://schemas.microsoft.com/office/word/2010/wordprocessingCanvas" xmlns:cx="http://schemas.microsoft.com/office/drawing/2014/chartex" xmlns:cx1="http://schemas.microsoft.com/office/drawing/2015/9/8/chartex" xmlns:cx2="http://schemas.microsoft.com/office/drawing/2015/10/21/chartex" xmlns:cx3="http://schemas.microsoft.com/office/drawing/2016/5/9/chartex" xmlns:cx4="http://schemas.microsoft.com/office/drawing/2016/5/10/chartex" xmlns:cx5="http://schemas.microsoft.com/office/drawing/2016/5/11/chartex" xmlns:cx6="http://schemas.microsoft.com/office/drawing/2016/5/12/chartex" xmlns:cx7="http://schemas.microsoft.com/office/drawing/2016/5/13/chartex" xmlns:cx8="http://schemas.microsoft.com/office/drawing/2016/5/14/chartex" xmlns:mc="http://schemas.openxmlformats.org/markup-compatibility/2006" xmlns:aink="http://schemas.microsoft.com/office/drawing/2016/ink" xmlns:am3d="http://schemas.microsoft.com/office/drawing/2017/model3d" xmlns:o="urn:schemas-microsoft-com:office:office" xmlns:oel="http://schemas.microsoft.com/office/2019/extlst" xmlns:r="http://schemas.openxmlformats.org/officeDocument/2006/relationships" xmlns:m="http://schemas.openxmlformats.org/officeDocument/2006/math" xmlns:v="urn:schemas-microsoft-com:vml" xmlns:wp14="http://schemas.microsoft.com/office/word/2010/wordprocessingDrawing" xmlns:wp="http://schemas.openxmlformats.org/drawingml/2006/wordprocessingDrawing" xmlns:w10="urn:schemas-microsoft-com:office:word" xmlns:w="http://schemas.openxmlformats.org/wordprocessingml/2006/main" xmlns:w14="http://schemas.microsoft.com/office/word/2010/wordml" xmlns:w15="http://schemas.microsoft.com/office/word/2012/wordml" xmlns:w16cex="http://schemas.microsoft.com/office/word/2018/wordml/cex" xmlns:w16cid="http://schemas.microsoft.com/office/word/2016/wordml/cid" xmlns:w16="http://schemas.microsoft.com/office/word/2018/wordml" xmlns:w16sdtdh="http://schemas.microsoft.com/office/word/2020/wordml/sdtdatahash" xmlns:w16se="http://schemas.microsoft.com/office/word/2015/wordml/symex" xmlns:wpg="http://schemas.microsoft.com/office/word/2010/wordprocessingGroup" xmlns:wpi="http://schemas.microsoft.com/office/word/2010/wordprocessingInk" xmlns:wne="http://schemas.microsoft.com/office/word/2006/wordml" xmlns:wps="http://schemas.microsoft.com/office/word/2010/wordprocessingShape" mc:Ignorable="w14 w15 w16se w16cid w16 w16cex w16sdtdh wp14">
+<w:numbering xmlns:wpc="http://schemas.microsoft.com/office/word/2010/wordprocessingCanvas" xmlns:cx="http://schemas.microsoft.com/office/drawing/2014/chartex" xmlns:cx1="http://schemas.microsoft.com/office/drawing/2015/9/8/chartex" xmlns:cx2="http://schemas.microsoft.com/office/drawing/2015/10/21/chartex" xmlns:cx3="http://schemas.microsoft.com/office/drawing/2016/5/9/chartex" xmlns:cx4="http://schemas.microsoft.com/office/drawing/2016/5/10/chartex" xmlns:cx5="http://schemas.microsoft.com/office/drawing/2016/5/11/chartex" xmlns:cx6="http://schemas.microsoft.com/office/drawing/2016/5/12/chartex" xmlns:cx7="http://schemas.microsoft.com/office/drawing/2016/5/13/chartex" xmlns:cx8="http://schemas.microsoft.com/office/drawing/2016/5/14/chartex" xmlns:mc="http://schemas.openxmlformats.org/markup-compatibility/2006" xmlns:aink="http://schemas.microsoft.com/office/drawing/2016/ink" xmlns:am3d="http://schemas.microsoft.com/office/drawing/2017/model3d" xmlns:o="urn:schemas-microsoft-com:office:office" xmlns:oel="http://schemas.microsoft.com/office/2019/extlst" xmlns:r="http://schemas.openxmlformats.org/officeDocument/2006/relationships" xmlns:m="http://schemas.openxmlformats.org/officeDocument/2006/math" xmlns:v="urn:schemas-microsoft-com:vml" xmlns:wp14="http://schemas.microsoft.com/office/word/2010/wordprocessingDrawing" xmlns:wp="http://schemas.openxmlformats.org/drawingml/2006/wordprocessingDrawing" xmlns:w10="urn:schemas-microsoft-com:office:word" xmlns:w="http://schemas.openxmlformats.org/wordprocessingml/2006/main" xmlns:w14="http://schemas.microsoft.com/office/word/2010/wordml" xmlns:w15="http://schemas.microsoft.com/office/word/2012/wordml" xmlns:w16cex="http://schemas.microsoft.com/office/word/2018/wordml/cex" xmlns:w16cid="http://schemas.microsoft.com/office/word/2016/wordml/cid" xmlns:w16="http://schemas.microsoft.com/office/word/2018/wordml" xmlns:w16du="http://schemas.microsoft.com/office/word/2023/wordml/word16du" xmlns:w16sdtdh="http://schemas.microsoft.com/office/word/2020/wordml/sdtdatahash" xmlns:w16sdtfl="http://schemas.microsoft.com/office/word/2024/wordml/sdtformatlock" xmlns:w16se="http://schemas.microsoft.com/office/word/2015/wordml/symex" xmlns:wpg="http://schemas.microsoft.com/office/word/2010/wordprocessingGroup" xmlns:wpi="http://schemas.microsoft.com/office/word/2010/wordprocessingInk" xmlns:wne="http://schemas.microsoft.com/office/word/2006/wordml" xmlns:wps="http://schemas.microsoft.com/office/word/2010/wordprocessingShape" mc:Ignorable="w14 w15 w16se w16cid w16 w16cex w16sdtdh w16sdtfl w16du wp14">
   <w:abstractNum w:abstractNumId="0" w15:restartNumberingAfterBreak="0">
     <w:nsid w:val="B23A94A9"/>
     <w:multiLevelType w:val="multilevel"/>
@@ -27164,7 +27164,7 @@
 </file>
 
 <file path=word/styles.xml><?xml version="1.0" encoding="utf-8"?>
-<w:styles xmlns:mc="http://schemas.openxmlformats.org/markup-compatibility/2006" xmlns:r="http://schemas.openxmlformats.org/officeDocument/2006/relationships" xmlns:w="http://schemas.openxmlformats.org/wordprocessingml/2006/main" xmlns:w14="http://schemas.microsoft.com/office/word/2010/wordml" xmlns:w15="http://schemas.microsoft.com/office/word/2012/wordml" xmlns:w16cex="http://schemas.microsoft.com/office/word/2018/wordml/cex" xmlns:w16cid="http://schemas.microsoft.com/office/word/2016/wordml/cid" xmlns:w16="http://schemas.microsoft.com/office/word/2018/wordml" xmlns:w16sdtdh="http://schemas.microsoft.com/office/word/2020/wordml/sdtdatahash" xmlns:w16se="http://schemas.microsoft.com/office/word/2015/wordml/symex" mc:Ignorable="w14 w15 w16se w16cid w16 w16cex w16sdtdh">
+<w:styles xmlns:mc="http://schemas.openxmlformats.org/markup-compatibility/2006" xmlns:r="http://schemas.openxmlformats.org/officeDocument/2006/relationships" xmlns:w="http://schemas.openxmlformats.org/wordprocessingml/2006/main" xmlns:w14="http://schemas.microsoft.com/office/word/2010/wordml" xmlns:w15="http://schemas.microsoft.com/office/word/2012/wordml" xmlns:w16cex="http://schemas.microsoft.com/office/word/2018/wordml/cex" xmlns:w16cid="http://schemas.microsoft.com/office/word/2016/wordml/cid" xmlns:w16="http://schemas.microsoft.com/office/word/2018/wordml" xmlns:w16du="http://schemas.microsoft.com/office/word/2023/wordml/word16du" xmlns:w16sdtdh="http://schemas.microsoft.com/office/word/2020/wordml/sdtdatahash" xmlns:w16sdtfl="http://schemas.microsoft.com/office/word/2024/wordml/sdtformatlock" xmlns:w16se="http://schemas.microsoft.com/office/word/2015/wordml/symex" mc:Ignorable="w14 w15 w16se w16cid w16 w16cex w16sdtdh w16sdtfl w16du">
   <w:docDefaults>
     <w:rPrDefault>
       <w:rPr>
@@ -27566,11 +27566,11 @@
       <w:lang w:val="id-ID"/>
     </w:rPr>
   </w:style>
-  <w:style w:type="paragraph" w:styleId="Judul1">
+  <w:style w:type="paragraph" w:styleId="Heading1">
     <w:name w:val="heading 1"/>
     <w:basedOn w:val="Normal"/>
     <w:next w:val="Normal"/>
-    <w:link w:val="Judul1KAR"/>
+    <w:link w:val="Heading1Char"/>
     <w:qFormat/>
     <w:rsid w:val="00B53BDC"/>
     <w:pPr>
@@ -27587,11 +27587,11 @@
       <w:szCs w:val="32"/>
     </w:rPr>
   </w:style>
-  <w:style w:type="paragraph" w:styleId="Judul2">
+  <w:style w:type="paragraph" w:styleId="Heading2">
     <w:name w:val="heading 2"/>
     <w:basedOn w:val="Normal"/>
     <w:next w:val="Normal"/>
-    <w:link w:val="Judul2KAR"/>
+    <w:link w:val="Heading2Char"/>
     <w:uiPriority w:val="9"/>
     <w:unhideWhenUsed/>
     <w:qFormat/>
@@ -27611,11 +27611,11 @@
       <w:szCs w:val="28"/>
     </w:rPr>
   </w:style>
-  <w:style w:type="paragraph" w:styleId="Judul3">
+  <w:style w:type="paragraph" w:styleId="Heading3">
     <w:name w:val="heading 3"/>
     <w:basedOn w:val="Normal"/>
     <w:next w:val="Normal"/>
-    <w:link w:val="Judul3KAR"/>
+    <w:link w:val="Heading3Char"/>
     <w:qFormat/>
     <w:rsid w:val="00B53BDC"/>
     <w:pPr>
@@ -27632,11 +27632,11 @@
       <w:szCs w:val="24"/>
     </w:rPr>
   </w:style>
-  <w:style w:type="paragraph" w:styleId="Judul4">
+  <w:style w:type="paragraph" w:styleId="Heading4">
     <w:name w:val="heading 4"/>
     <w:basedOn w:val="Normal"/>
     <w:next w:val="Normal"/>
-    <w:link w:val="Judul4KAR"/>
+    <w:link w:val="Heading4Char"/>
     <w:uiPriority w:val="9"/>
     <w:semiHidden/>
     <w:unhideWhenUsed/>
@@ -27655,11 +27655,11 @@
       <w:color w:val="365F91" w:themeColor="accent1" w:themeShade="BF"/>
     </w:rPr>
   </w:style>
-  <w:style w:type="paragraph" w:styleId="Judul5">
+  <w:style w:type="paragraph" w:styleId="Heading5">
     <w:name w:val="heading 5"/>
     <w:basedOn w:val="Normal"/>
     <w:next w:val="Normal"/>
-    <w:link w:val="Judul5KAR"/>
+    <w:link w:val="Heading5Char"/>
     <w:qFormat/>
     <w:rsid w:val="00B53BDC"/>
     <w:pPr>
@@ -27675,11 +27675,11 @@
       <w:szCs w:val="24"/>
     </w:rPr>
   </w:style>
-  <w:style w:type="paragraph" w:styleId="Judul6">
+  <w:style w:type="paragraph" w:styleId="Heading6">
     <w:name w:val="heading 6"/>
     <w:basedOn w:val="Normal"/>
     <w:next w:val="Normal"/>
-    <w:link w:val="Judul6KAR"/>
+    <w:link w:val="Heading6Char"/>
     <w:uiPriority w:val="9"/>
     <w:semiHidden/>
     <w:unhideWhenUsed/>
@@ -27698,13 +27698,13 @@
       <w:szCs w:val="24"/>
     </w:rPr>
   </w:style>
-  <w:style w:type="character" w:default="1" w:styleId="FontParagrafDefault">
+  <w:style w:type="character" w:default="1" w:styleId="DefaultParagraphFont">
     <w:name w:val="Default Paragraph Font"/>
     <w:uiPriority w:val="1"/>
     <w:semiHidden/>
     <w:unhideWhenUsed/>
   </w:style>
-  <w:style w:type="table" w:default="1" w:styleId="TabelNormal">
+  <w:style w:type="table" w:default="1" w:styleId="TableNormal">
     <w:name w:val="Normal Table"/>
     <w:uiPriority w:val="99"/>
     <w:semiHidden/>
@@ -27719,16 +27719,16 @@
       </w:tblCellMar>
     </w:tblPr>
   </w:style>
-  <w:style w:type="numbering" w:default="1" w:styleId="TidakAdaDaftar">
+  <w:style w:type="numbering" w:default="1" w:styleId="NoList">
     <w:name w:val="No List"/>
     <w:uiPriority w:val="99"/>
     <w:semiHidden/>
     <w:unhideWhenUsed/>
   </w:style>
-  <w:style w:type="character" w:customStyle="1" w:styleId="Judul1KAR">
-    <w:name w:val="Judul 1 KAR"/>
-    <w:basedOn w:val="FontParagrafDefault"/>
-    <w:link w:val="Judul1"/>
+  <w:style w:type="character" w:customStyle="1" w:styleId="Heading1Char">
+    <w:name w:val="Heading 1 Char"/>
+    <w:basedOn w:val="DefaultParagraphFont"/>
+    <w:link w:val="Heading1"/>
     <w:rsid w:val="00B53BDC"/>
     <w:rPr>
       <w:rFonts w:ascii="Cambria" w:eastAsia="Times New Roman" w:hAnsi="Cambria" w:cs="Times New Roman"/>
@@ -27740,10 +27740,10 @@
       <w:lang w:val="id-ID"/>
     </w:rPr>
   </w:style>
-  <w:style w:type="character" w:customStyle="1" w:styleId="Judul2KAR">
-    <w:name w:val="Judul 2 KAR"/>
-    <w:basedOn w:val="FontParagrafDefault"/>
-    <w:link w:val="Judul2"/>
+  <w:style w:type="character" w:customStyle="1" w:styleId="Heading2Char">
+    <w:name w:val="Heading 2 Char"/>
+    <w:basedOn w:val="DefaultParagraphFont"/>
+    <w:link w:val="Heading2"/>
     <w:uiPriority w:val="9"/>
     <w:rsid w:val="00B53BDC"/>
     <w:rPr>
@@ -27757,10 +27757,10 @@
       <w:lang w:val="id-ID"/>
     </w:rPr>
   </w:style>
-  <w:style w:type="character" w:customStyle="1" w:styleId="Judul3KAR">
-    <w:name w:val="Judul 3 KAR"/>
-    <w:basedOn w:val="FontParagrafDefault"/>
-    <w:link w:val="Judul3"/>
+  <w:style w:type="character" w:customStyle="1" w:styleId="Heading3Char">
+    <w:name w:val="Heading 3 Char"/>
+    <w:basedOn w:val="DefaultParagraphFont"/>
+    <w:link w:val="Heading3"/>
     <w:rsid w:val="00B53BDC"/>
     <w:rPr>
       <w:rFonts w:ascii="Arial" w:eastAsia="SimSun" w:hAnsi="Arial" w:cs="Arial"/>
@@ -27771,10 +27771,10 @@
       <w:lang w:val="id-ID"/>
     </w:rPr>
   </w:style>
-  <w:style w:type="character" w:customStyle="1" w:styleId="Judul5KAR">
-    <w:name w:val="Judul 5 KAR"/>
-    <w:basedOn w:val="FontParagrafDefault"/>
-    <w:link w:val="Judul5"/>
+  <w:style w:type="character" w:customStyle="1" w:styleId="Heading5Char">
+    <w:name w:val="Heading 5 Char"/>
+    <w:basedOn w:val="DefaultParagraphFont"/>
+    <w:link w:val="Heading5"/>
     <w:rsid w:val="00B53BDC"/>
     <w:rPr>
       <w:rFonts w:ascii="Arial" w:eastAsia="Times New Roman" w:hAnsi="Arial" w:cs="Times New Roman"/>
@@ -27784,10 +27784,10 @@
       <w:lang w:val="id-ID"/>
     </w:rPr>
   </w:style>
-  <w:style w:type="character" w:customStyle="1" w:styleId="Judul6KAR">
-    <w:name w:val="Judul 6 KAR"/>
-    <w:basedOn w:val="FontParagrafDefault"/>
-    <w:link w:val="Judul6"/>
+  <w:style w:type="character" w:customStyle="1" w:styleId="Heading6Char">
+    <w:name w:val="Heading 6 Char"/>
+    <w:basedOn w:val="DefaultParagraphFont"/>
+    <w:link w:val="Heading6"/>
     <w:uiPriority w:val="9"/>
     <w:semiHidden/>
     <w:rsid w:val="00B53BDC"/>
@@ -27799,9 +27799,9 @@
       <w:lang w:val="id-ID"/>
     </w:rPr>
   </w:style>
-  <w:style w:type="paragraph" w:styleId="TidakAdaSpasi">
+  <w:style w:type="paragraph" w:styleId="NoSpacing">
     <w:name w:val="No Spacing"/>
-    <w:link w:val="TidakAdaSpasiKAR"/>
+    <w:link w:val="NoSpacingChar"/>
     <w:qFormat/>
     <w:rsid w:val="00B53BDC"/>
     <w:pPr>
@@ -27812,20 +27812,20 @@
       <w:lang w:eastAsia="ja-JP"/>
     </w:rPr>
   </w:style>
-  <w:style w:type="character" w:customStyle="1" w:styleId="TidakAdaSpasiKAR">
-    <w:name w:val="Tidak Ada Spasi KAR"/>
-    <w:basedOn w:val="FontParagrafDefault"/>
-    <w:link w:val="TidakAdaSpasi"/>
+  <w:style w:type="character" w:customStyle="1" w:styleId="NoSpacingChar">
+    <w:name w:val="No Spacing Char"/>
+    <w:basedOn w:val="DefaultParagraphFont"/>
+    <w:link w:val="NoSpacing"/>
     <w:rsid w:val="00B53BDC"/>
     <w:rPr>
       <w:rFonts w:eastAsiaTheme="minorEastAsia"/>
       <w:lang w:eastAsia="ja-JP"/>
     </w:rPr>
   </w:style>
-  <w:style w:type="paragraph" w:styleId="TeksBalon">
+  <w:style w:type="paragraph" w:styleId="BalloonText">
     <w:name w:val="Balloon Text"/>
     <w:basedOn w:val="Normal"/>
-    <w:link w:val="TeksBalonKAR"/>
+    <w:link w:val="BalloonTextChar"/>
     <w:semiHidden/>
     <w:unhideWhenUsed/>
     <w:rsid w:val="00B53BDC"/>
@@ -27838,10 +27838,10 @@
       <w:szCs w:val="16"/>
     </w:rPr>
   </w:style>
-  <w:style w:type="character" w:customStyle="1" w:styleId="TeksBalonKAR">
-    <w:name w:val="Teks Balon KAR"/>
-    <w:basedOn w:val="FontParagrafDefault"/>
-    <w:link w:val="TeksBalon"/>
+  <w:style w:type="character" w:customStyle="1" w:styleId="BalloonTextChar">
+    <w:name w:val="Balloon Text Char"/>
+    <w:basedOn w:val="DefaultParagraphFont"/>
+    <w:link w:val="BalloonText"/>
     <w:semiHidden/>
     <w:rsid w:val="00B53BDC"/>
     <w:rPr>
@@ -27851,11 +27851,11 @@
       <w:lang w:val="id-ID"/>
     </w:rPr>
   </w:style>
-  <w:style w:type="paragraph" w:styleId="DaftarParagraf">
+  <w:style w:type="paragraph" w:styleId="ListParagraph">
     <w:name w:val="List Paragraph"/>
     <w:aliases w:val="Body of text,List Paragraph1,Body of textCxSp,Medium Grid 1 - Accent 21,Body of text+1,Body of text+2,Body of text+3,List Paragraph11,Colorful List - Accent 11,HEADING 1,soal jawab,&quot;List Paragraph,List Paragraph1&quot;,List Paragraph2,Heading"/>
     <w:basedOn w:val="Normal"/>
-    <w:link w:val="DaftarParagrafKAR"/>
+    <w:link w:val="ListParagraphChar"/>
     <w:uiPriority w:val="34"/>
     <w:qFormat/>
     <w:rsid w:val="00B53BDC"/>
@@ -27870,10 +27870,10 @@
       <w:lang w:val="en-US" w:eastAsia="x-none"/>
     </w:rPr>
   </w:style>
-  <w:style w:type="character" w:customStyle="1" w:styleId="DaftarParagrafKAR">
-    <w:name w:val="Daftar Paragraf KAR"/>
-    <w:aliases w:val="Body of text KAR,List Paragraph1 KAR,Body of textCxSp KAR,Medium Grid 1 - Accent 21 KAR,Body of text+1 KAR,Body of text+2 KAR,Body of text+3 KAR,List Paragraph11 KAR,Colorful List - Accent 11 KAR,HEADING 1 KAR,soal jawab KAR"/>
-    <w:link w:val="DaftarParagraf"/>
+  <w:style w:type="character" w:customStyle="1" w:styleId="ListParagraphChar">
+    <w:name w:val="List Paragraph Char"/>
+    <w:aliases w:val="Body of text Char,List Paragraph1 Char,Body of textCxSp Char,Medium Grid 1 - Accent 21 Char,Body of text+1 Char,Body of text+2 Char,Body of text+3 Char,List Paragraph11 Char,Colorful List - Accent 11 Char,HEADING 1 Char,Heading Char"/>
+    <w:link w:val="ListParagraph"/>
     <w:uiPriority w:val="34"/>
     <w:qFormat/>
     <w:locked/>
@@ -27918,7 +27918,7 @@
     <w:name w:val="header"/>
     <w:aliases w:val="Header Char Char"/>
     <w:basedOn w:val="Normal"/>
-    <w:link w:val="HeaderKAR"/>
+    <w:link w:val="HeaderChar"/>
     <w:unhideWhenUsed/>
     <w:rsid w:val="00B53BDC"/>
     <w:pPr>
@@ -27932,10 +27932,10 @@
       <w:rFonts w:ascii="Calibri" w:eastAsia="Calibri" w:hAnsi="Calibri" w:cs="Times New Roman"/>
     </w:rPr>
   </w:style>
-  <w:style w:type="character" w:customStyle="1" w:styleId="HeaderKAR">
-    <w:name w:val="Header KAR"/>
-    <w:aliases w:val="Header Char Char KAR"/>
-    <w:basedOn w:val="FontParagrafDefault"/>
+  <w:style w:type="character" w:customStyle="1" w:styleId="HeaderChar">
+    <w:name w:val="Header Char"/>
+    <w:aliases w:val="Header Char Char Char"/>
+    <w:basedOn w:val="DefaultParagraphFont"/>
     <w:link w:val="Header"/>
     <w:rsid w:val="00B53BDC"/>
     <w:rPr>
@@ -27946,7 +27946,7 @@
   <w:style w:type="paragraph" w:styleId="Footer">
     <w:name w:val="footer"/>
     <w:basedOn w:val="Normal"/>
-    <w:link w:val="FooterKAR"/>
+    <w:link w:val="FooterChar"/>
     <w:unhideWhenUsed/>
     <w:rsid w:val="00B53BDC"/>
     <w:pPr>
@@ -27960,9 +27960,9 @@
       <w:rFonts w:ascii="Calibri" w:eastAsia="Calibri" w:hAnsi="Calibri" w:cs="Times New Roman"/>
     </w:rPr>
   </w:style>
-  <w:style w:type="character" w:customStyle="1" w:styleId="FooterKAR">
-    <w:name w:val="Footer KAR"/>
-    <w:basedOn w:val="FontParagrafDefault"/>
+  <w:style w:type="character" w:customStyle="1" w:styleId="FooterChar">
+    <w:name w:val="Footer Char"/>
+    <w:basedOn w:val="DefaultParagraphFont"/>
     <w:link w:val="Footer"/>
     <w:rsid w:val="00B53BDC"/>
     <w:rPr>
@@ -27970,10 +27970,10 @@
       <w:lang w:val="id-ID"/>
     </w:rPr>
   </w:style>
-  <w:style w:type="table" w:styleId="KisiTabel">
+  <w:style w:type="table" w:styleId="TableGrid">
     <w:name w:val="Table Grid"/>
     <w:aliases w:val="Tabel"/>
-    <w:basedOn w:val="TabelNormal"/>
+    <w:basedOn w:val="TableNormal"/>
     <w:uiPriority w:val="59"/>
     <w:rsid w:val="00B53BDC"/>
     <w:pPr>
@@ -28021,7 +28021,7 @@
   </w:style>
   <w:style w:type="numbering" w:customStyle="1" w:styleId="NoList1">
     <w:name w:val="No List1"/>
-    <w:next w:val="TidakAdaDaftar"/>
+    <w:next w:val="NoList"/>
     <w:uiPriority w:val="99"/>
     <w:semiHidden/>
     <w:unhideWhenUsed/>
@@ -28029,8 +28029,8 @@
   </w:style>
   <w:style w:type="table" w:customStyle="1" w:styleId="TableGrid1">
     <w:name w:val="Table Grid1"/>
-    <w:basedOn w:val="TabelNormal"/>
-    <w:next w:val="KisiTabel"/>
+    <w:basedOn w:val="TableNormal"/>
+    <w:next w:val="TableGrid"/>
     <w:uiPriority w:val="59"/>
     <w:rsid w:val="00B53BDC"/>
     <w:pPr>
@@ -28085,7 +28085,7 @@
       <w:lang w:val="nl-NL"/>
     </w:rPr>
   </w:style>
-  <w:style w:type="character" w:styleId="ReferensiKomentar">
+  <w:style w:type="character" w:styleId="CommentReference">
     <w:name w:val="annotation reference"/>
     <w:semiHidden/>
     <w:unhideWhenUsed/>
@@ -28095,10 +28095,10 @@
       <w:szCs w:val="16"/>
     </w:rPr>
   </w:style>
-  <w:style w:type="paragraph" w:styleId="TeksKomentar">
+  <w:style w:type="paragraph" w:styleId="CommentText">
     <w:name w:val="annotation text"/>
     <w:basedOn w:val="Normal"/>
-    <w:link w:val="TeksKomentarKAR"/>
+    <w:link w:val="CommentTextChar"/>
     <w:semiHidden/>
     <w:unhideWhenUsed/>
     <w:rsid w:val="00B53BDC"/>
@@ -28109,10 +28109,10 @@
       <w:lang w:val="en-US"/>
     </w:rPr>
   </w:style>
-  <w:style w:type="character" w:customStyle="1" w:styleId="TeksKomentarKAR">
-    <w:name w:val="Teks Komentar KAR"/>
-    <w:basedOn w:val="FontParagrafDefault"/>
-    <w:link w:val="TeksKomentar"/>
+  <w:style w:type="character" w:customStyle="1" w:styleId="CommentTextChar">
+    <w:name w:val="Comment Text Char"/>
+    <w:basedOn w:val="DefaultParagraphFont"/>
+    <w:link w:val="CommentText"/>
     <w:semiHidden/>
     <w:rsid w:val="00B53BDC"/>
     <w:rPr>
@@ -28152,7 +28152,7 @@
   </w:style>
   <w:style w:type="numbering" w:customStyle="1" w:styleId="NoList2">
     <w:name w:val="No List2"/>
-    <w:next w:val="TidakAdaDaftar"/>
+    <w:next w:val="NoList"/>
     <w:uiPriority w:val="99"/>
     <w:semiHidden/>
     <w:unhideWhenUsed/>
@@ -28160,8 +28160,8 @@
   </w:style>
   <w:style w:type="table" w:customStyle="1" w:styleId="TableGrid2">
     <w:name w:val="Table Grid2"/>
-    <w:basedOn w:val="TabelNormal"/>
-    <w:next w:val="KisiTabel"/>
+    <w:basedOn w:val="TableNormal"/>
+    <w:next w:val="TableGrid"/>
     <w:rsid w:val="00B53BDC"/>
     <w:pPr>
       <w:spacing w:after="0" w:line="240" w:lineRule="auto"/>
@@ -28192,7 +28192,7 @@
       <w:u w:val="single"/>
     </w:rPr>
   </w:style>
-  <w:style w:type="character" w:styleId="Kuat">
+  <w:style w:type="character" w:styleId="Strong">
     <w:name w:val="Strong"/>
     <w:uiPriority w:val="22"/>
     <w:qFormat/>
@@ -28220,7 +28220,7 @@
   </w:style>
   <w:style w:type="character" w:customStyle="1" w:styleId="apple-converted-space">
     <w:name w:val="apple-converted-space"/>
-    <w:basedOn w:val="FontParagrafDefault"/>
+    <w:basedOn w:val="DefaultParagraphFont"/>
     <w:rsid w:val="00B53BDC"/>
   </w:style>
   <w:style w:type="character" w:customStyle="1" w:styleId="markedcontent">
@@ -28244,10 +28244,10 @@
       <w:lang w:val="id"/>
     </w:rPr>
   </w:style>
-  <w:style w:type="paragraph" w:styleId="TeksIsi">
+  <w:style w:type="paragraph" w:styleId="BodyText">
     <w:name w:val="Body Text"/>
     <w:basedOn w:val="Normal"/>
-    <w:link w:val="TeksIsiKAR"/>
+    <w:link w:val="BodyTextChar"/>
     <w:uiPriority w:val="1"/>
     <w:qFormat/>
     <w:rsid w:val="00B53BDC"/>
@@ -28262,10 +28262,10 @@
       <w:lang w:val="id"/>
     </w:rPr>
   </w:style>
-  <w:style w:type="character" w:customStyle="1" w:styleId="TeksIsiKAR">
-    <w:name w:val="Teks Isi KAR"/>
-    <w:basedOn w:val="FontParagrafDefault"/>
-    <w:link w:val="TeksIsi"/>
+  <w:style w:type="character" w:customStyle="1" w:styleId="BodyTextChar">
+    <w:name w:val="Body Text Char"/>
+    <w:basedOn w:val="DefaultParagraphFont"/>
+    <w:link w:val="BodyText"/>
     <w:uiPriority w:val="1"/>
     <w:rsid w:val="00B53BDC"/>
     <w:rPr>
@@ -28273,7 +28273,7 @@
       <w:lang w:val="id"/>
     </w:rPr>
   </w:style>
-  <w:style w:type="character" w:styleId="Penekanan">
+  <w:style w:type="character" w:styleId="Emphasis">
     <w:name w:val="Emphasis"/>
     <w:uiPriority w:val="20"/>
     <w:qFormat/>
@@ -28283,10 +28283,10 @@
       <w:iCs/>
     </w:rPr>
   </w:style>
-  <w:style w:type="paragraph" w:styleId="Judul">
+  <w:style w:type="paragraph" w:styleId="Title">
     <w:name w:val="Title"/>
     <w:basedOn w:val="Normal"/>
-    <w:link w:val="JudulKAR"/>
+    <w:link w:val="TitleChar"/>
     <w:qFormat/>
     <w:rsid w:val="00B53BDC"/>
     <w:pPr>
@@ -28306,10 +28306,10 @@
       <w:lang w:val="id"/>
     </w:rPr>
   </w:style>
-  <w:style w:type="character" w:customStyle="1" w:styleId="JudulKAR">
-    <w:name w:val="Judul KAR"/>
-    <w:basedOn w:val="FontParagrafDefault"/>
-    <w:link w:val="Judul"/>
+  <w:style w:type="character" w:customStyle="1" w:styleId="TitleChar">
+    <w:name w:val="Title Char"/>
+    <w:basedOn w:val="DefaultParagraphFont"/>
+    <w:link w:val="Title"/>
     <w:rsid w:val="00B53BDC"/>
     <w:rPr>
       <w:rFonts w:ascii="Arial" w:eastAsia="Arial" w:hAnsi="Arial" w:cs="Arial"/>
@@ -28345,7 +28345,7 @@
       <w:lang w:val="en-US" w:eastAsia="en-US"/>
     </w:rPr>
   </w:style>
-  <w:style w:type="character" w:styleId="Tempatpenampungteks">
+  <w:style w:type="character" w:styleId="PlaceholderText">
     <w:name w:val="Placeholder Text"/>
     <w:semiHidden/>
     <w:rsid w:val="00B53BDC"/>
@@ -28369,7 +28369,7 @@
   </w:style>
   <w:style w:type="paragraph" w:customStyle="1" w:styleId="bulletmatpok">
     <w:name w:val="bullet matpok"/>
-    <w:basedOn w:val="DaftarParagraf"/>
+    <w:basedOn w:val="ListParagraph"/>
     <w:qFormat/>
     <w:rsid w:val="00B53BDC"/>
     <w:pPr>
@@ -28419,10 +28419,10 @@
       <w:ind w:left="284" w:right="0" w:hanging="284"/>
     </w:pPr>
   </w:style>
-  <w:style w:type="paragraph" w:styleId="IndenTeksIsi">
+  <w:style w:type="paragraph" w:styleId="BodyTextIndent">
     <w:name w:val="Body Text Indent"/>
     <w:basedOn w:val="Normal"/>
-    <w:link w:val="IndenTeksIsiKAR"/>
+    <w:link w:val="BodyTextIndentChar"/>
     <w:rsid w:val="00B53BDC"/>
     <w:pPr>
       <w:spacing w:after="0" w:line="240" w:lineRule="auto"/>
@@ -28435,10 +28435,10 @@
       <w:szCs w:val="24"/>
     </w:rPr>
   </w:style>
-  <w:style w:type="character" w:customStyle="1" w:styleId="IndenTeksIsiKAR">
-    <w:name w:val="Inden Teks Isi KAR"/>
-    <w:basedOn w:val="FontParagrafDefault"/>
-    <w:link w:val="IndenTeksIsi"/>
+  <w:style w:type="character" w:customStyle="1" w:styleId="BodyTextIndentChar">
+    <w:name w:val="Body Text Indent Char"/>
+    <w:basedOn w:val="DefaultParagraphFont"/>
+    <w:link w:val="BodyTextIndent"/>
     <w:rsid w:val="00B53BDC"/>
     <w:rPr>
       <w:rFonts w:ascii="Times New Roman" w:eastAsia="Times New Roman" w:hAnsi="Times New Roman" w:cs="Times New Roman"/>
@@ -28447,9 +28447,9 @@
       <w:lang w:val="id-ID"/>
     </w:rPr>
   </w:style>
-  <w:style w:type="character" w:styleId="NomorHalaman">
+  <w:style w:type="character" w:styleId="PageNumber">
     <w:name w:val="page number"/>
-    <w:basedOn w:val="FontParagrafDefault"/>
+    <w:basedOn w:val="DefaultParagraphFont"/>
     <w:rsid w:val="00B53BDC"/>
   </w:style>
   <w:style w:type="numbering" w:customStyle="1" w:styleId="Style10">
@@ -28495,8 +28495,8 @@
   </w:style>
   <w:style w:type="table" w:customStyle="1" w:styleId="MediumList2-Accent11">
     <w:name w:val="Medium List 2 - Accent 11"/>
-    <w:basedOn w:val="TabelNormal"/>
-    <w:next w:val="DaftarSedang2-Aksen1"/>
+    <w:basedOn w:val="TableNormal"/>
+    <w:next w:val="MediumList2-Accent1"/>
     <w:rsid w:val="00B53BDC"/>
     <w:pPr>
       <w:spacing w:after="0" w:line="240" w:lineRule="auto"/>
@@ -28615,10 +28615,10 @@
       </w:tcPr>
     </w:tblStylePr>
   </w:style>
-  <w:style w:type="paragraph" w:styleId="Subjudul">
+  <w:style w:type="paragraph" w:styleId="Subtitle">
     <w:name w:val="Subtitle"/>
     <w:basedOn w:val="Normal"/>
-    <w:link w:val="SubjudulKAR"/>
+    <w:link w:val="SubtitleChar"/>
     <w:qFormat/>
     <w:rsid w:val="00B53BDC"/>
     <w:pPr>
@@ -28634,10 +28634,10 @@
       <w:lang w:val="en-US"/>
     </w:rPr>
   </w:style>
-  <w:style w:type="character" w:customStyle="1" w:styleId="SubjudulKAR">
-    <w:name w:val="Subjudul KAR"/>
-    <w:basedOn w:val="FontParagrafDefault"/>
-    <w:link w:val="Subjudul"/>
+  <w:style w:type="character" w:customStyle="1" w:styleId="SubtitleChar">
+    <w:name w:val="Subtitle Char"/>
+    <w:basedOn w:val="DefaultParagraphFont"/>
+    <w:link w:val="Subtitle"/>
     <w:rsid w:val="00B53BDC"/>
     <w:rPr>
       <w:rFonts w:ascii="Times New Roman" w:eastAsia="Times New Roman" w:hAnsi="Times New Roman" w:cs="Times New Roman"/>
@@ -28660,10 +28660,10 @@
       <w:sz w:val="24"/>
     </w:rPr>
   </w:style>
-  <w:style w:type="paragraph" w:styleId="IndenTeksIsi3">
+  <w:style w:type="paragraph" w:styleId="BodyTextIndent3">
     <w:name w:val="Body Text Indent 3"/>
     <w:basedOn w:val="Normal"/>
-    <w:link w:val="IndenTeksIsi3KAR"/>
+    <w:link w:val="BodyTextIndent3Char"/>
     <w:semiHidden/>
     <w:unhideWhenUsed/>
     <w:rsid w:val="00B53BDC"/>
@@ -28678,10 +28678,10 @@
       <w:lang w:val="en-US"/>
     </w:rPr>
   </w:style>
-  <w:style w:type="character" w:customStyle="1" w:styleId="IndenTeksIsi3KAR">
-    <w:name w:val="Inden Teks Isi 3 KAR"/>
-    <w:basedOn w:val="FontParagrafDefault"/>
-    <w:link w:val="IndenTeksIsi3"/>
+  <w:style w:type="character" w:customStyle="1" w:styleId="BodyTextIndent3Char">
+    <w:name w:val="Body Text Indent 3 Char"/>
+    <w:basedOn w:val="DefaultParagraphFont"/>
+    <w:link w:val="BodyTextIndent3"/>
     <w:semiHidden/>
     <w:rsid w:val="00B53BDC"/>
     <w:rPr>
@@ -28690,10 +28690,10 @@
       <w:szCs w:val="16"/>
     </w:rPr>
   </w:style>
-  <w:style w:type="paragraph" w:styleId="IndenTeksIsi2">
+  <w:style w:type="paragraph" w:styleId="BodyTextIndent2">
     <w:name w:val="Body Text Indent 2"/>
     <w:basedOn w:val="Normal"/>
-    <w:link w:val="IndenTeksIsi2KAR"/>
+    <w:link w:val="BodyTextIndent2Char"/>
     <w:semiHidden/>
     <w:unhideWhenUsed/>
     <w:rsid w:val="00B53BDC"/>
@@ -28706,10 +28706,10 @@
       <w:lang w:val="en-US"/>
     </w:rPr>
   </w:style>
-  <w:style w:type="character" w:customStyle="1" w:styleId="IndenTeksIsi2KAR">
-    <w:name w:val="Inden Teks Isi 2 KAR"/>
-    <w:basedOn w:val="FontParagrafDefault"/>
-    <w:link w:val="IndenTeksIsi2"/>
+  <w:style w:type="character" w:customStyle="1" w:styleId="BodyTextIndent2Char">
+    <w:name w:val="Body Text Indent 2 Char"/>
+    <w:basedOn w:val="DefaultParagraphFont"/>
+    <w:link w:val="BodyTextIndent2"/>
     <w:semiHidden/>
     <w:rsid w:val="00B53BDC"/>
     <w:rPr>
@@ -28718,8 +28718,8 @@
   </w:style>
   <w:style w:type="table" w:customStyle="1" w:styleId="TableGrid9">
     <w:name w:val="Table Grid9"/>
-    <w:basedOn w:val="TabelNormal"/>
-    <w:next w:val="KisiTabel"/>
+    <w:basedOn w:val="TableNormal"/>
+    <w:next w:val="TableGrid"/>
     <w:rsid w:val="00B53BDC"/>
     <w:pPr>
       <w:spacing w:after="0" w:line="240" w:lineRule="auto"/>
@@ -28763,8 +28763,8 @@
   </w:style>
   <w:style w:type="table" w:customStyle="1" w:styleId="TableGrid11">
     <w:name w:val="Table Grid11"/>
-    <w:basedOn w:val="TabelNormal"/>
-    <w:next w:val="KisiTabel"/>
+    <w:basedOn w:val="TableNormal"/>
+    <w:next w:val="TableGrid"/>
     <w:uiPriority w:val="59"/>
     <w:rsid w:val="00B53BDC"/>
     <w:pPr>
@@ -28789,8 +28789,8 @@
   </w:style>
   <w:style w:type="table" w:customStyle="1" w:styleId="TableGrid5">
     <w:name w:val="Table Grid5"/>
-    <w:basedOn w:val="TabelNormal"/>
-    <w:next w:val="KisiTabel"/>
+    <w:basedOn w:val="TableNormal"/>
+    <w:next w:val="TableGrid"/>
     <w:rsid w:val="00B53BDC"/>
     <w:pPr>
       <w:spacing w:after="0" w:line="240" w:lineRule="auto"/>
@@ -28814,8 +28814,8 @@
   </w:style>
   <w:style w:type="table" w:customStyle="1" w:styleId="TableGrid3">
     <w:name w:val="Table Grid3"/>
-    <w:basedOn w:val="TabelNormal"/>
-    <w:next w:val="KisiTabel"/>
+    <w:basedOn w:val="TableNormal"/>
+    <w:next w:val="TableGrid"/>
     <w:rsid w:val="00B53BDC"/>
     <w:pPr>
       <w:spacing w:after="0" w:line="240" w:lineRule="auto"/>
@@ -28833,8 +28833,8 @@
   </w:style>
   <w:style w:type="table" w:customStyle="1" w:styleId="TableGrid31">
     <w:name w:val="Table Grid31"/>
-    <w:basedOn w:val="TabelNormal"/>
-    <w:next w:val="KisiTabel"/>
+    <w:basedOn w:val="TableNormal"/>
+    <w:next w:val="TableGrid"/>
     <w:rsid w:val="00B53BDC"/>
     <w:pPr>
       <w:spacing w:after="0" w:line="240" w:lineRule="auto"/>
@@ -28858,8 +28858,8 @@
   </w:style>
   <w:style w:type="table" w:customStyle="1" w:styleId="TableGrid4">
     <w:name w:val="Table Grid4"/>
-    <w:basedOn w:val="TabelNormal"/>
-    <w:next w:val="KisiTabel"/>
+    <w:basedOn w:val="TableNormal"/>
+    <w:next w:val="TableGrid"/>
     <w:rsid w:val="00B53BDC"/>
     <w:pPr>
       <w:spacing w:after="0" w:line="240" w:lineRule="auto"/>
@@ -28875,9 +28875,9 @@
       </w:tblBorders>
     </w:tblPr>
   </w:style>
-  <w:style w:type="table" w:styleId="DaftarSedang2-Aksen1">
+  <w:style w:type="table" w:styleId="MediumList2-Accent1">
     <w:name w:val="Medium List 2 Accent 1"/>
-    <w:basedOn w:val="TabelNormal"/>
+    <w:basedOn w:val="TableNormal"/>
     <w:uiPriority w:val="66"/>
     <w:rsid w:val="00B53BDC"/>
     <w:pPr>
@@ -28998,8 +28998,8 @@
   </w:style>
   <w:style w:type="table" w:customStyle="1" w:styleId="TableGrid6">
     <w:name w:val="Table Grid6"/>
-    <w:basedOn w:val="TabelNormal"/>
-    <w:next w:val="KisiTabel"/>
+    <w:basedOn w:val="TableNormal"/>
+    <w:next w:val="TableGrid"/>
     <w:rsid w:val="00B53BDC"/>
     <w:pPr>
       <w:spacing w:after="0" w:line="240" w:lineRule="auto"/>
@@ -29017,8 +29017,8 @@
   </w:style>
   <w:style w:type="table" w:customStyle="1" w:styleId="TableGrid7">
     <w:name w:val="Table Grid7"/>
-    <w:basedOn w:val="TabelNormal"/>
-    <w:next w:val="KisiTabel"/>
+    <w:basedOn w:val="TableNormal"/>
+    <w:next w:val="TableGrid"/>
     <w:rsid w:val="00B53BDC"/>
     <w:pPr>
       <w:spacing w:after="0" w:line="240" w:lineRule="auto"/>
@@ -29036,8 +29036,8 @@
   </w:style>
   <w:style w:type="table" w:customStyle="1" w:styleId="TableGrid8">
     <w:name w:val="Table Grid8"/>
-    <w:basedOn w:val="TabelNormal"/>
-    <w:next w:val="KisiTabel"/>
+    <w:basedOn w:val="TableNormal"/>
+    <w:next w:val="TableGrid"/>
     <w:rsid w:val="00B53BDC"/>
     <w:pPr>
       <w:spacing w:after="0" w:line="240" w:lineRule="auto"/>
@@ -29055,8 +29055,8 @@
   </w:style>
   <w:style w:type="table" w:customStyle="1" w:styleId="TableGrid10">
     <w:name w:val="Table Grid10"/>
-    <w:basedOn w:val="TabelNormal"/>
-    <w:next w:val="KisiTabel"/>
+    <w:basedOn w:val="TableNormal"/>
+    <w:next w:val="TableGrid"/>
     <w:rsid w:val="00B53BDC"/>
     <w:pPr>
       <w:spacing w:after="0" w:line="240" w:lineRule="auto"/>
@@ -29074,8 +29074,8 @@
   </w:style>
   <w:style w:type="table" w:customStyle="1" w:styleId="TableGrid12">
     <w:name w:val="Table Grid12"/>
-    <w:basedOn w:val="TabelNormal"/>
-    <w:next w:val="KisiTabel"/>
+    <w:basedOn w:val="TableNormal"/>
+    <w:next w:val="TableGrid"/>
     <w:rsid w:val="00B53BDC"/>
     <w:pPr>
       <w:spacing w:after="0" w:line="240" w:lineRule="auto"/>
@@ -29093,8 +29093,8 @@
   </w:style>
   <w:style w:type="table" w:customStyle="1" w:styleId="TableGrid13">
     <w:name w:val="Table Grid13"/>
-    <w:basedOn w:val="TabelNormal"/>
-    <w:next w:val="KisiTabel"/>
+    <w:basedOn w:val="TableNormal"/>
+    <w:next w:val="TableGrid"/>
     <w:rsid w:val="00B53BDC"/>
     <w:pPr>
       <w:spacing w:after="0" w:line="240" w:lineRule="auto"/>
@@ -29112,8 +29112,8 @@
   </w:style>
   <w:style w:type="table" w:customStyle="1" w:styleId="TableGrid14">
     <w:name w:val="Table Grid14"/>
-    <w:basedOn w:val="TabelNormal"/>
-    <w:next w:val="KisiTabel"/>
+    <w:basedOn w:val="TableNormal"/>
+    <w:next w:val="TableGrid"/>
     <w:rsid w:val="00B53BDC"/>
     <w:pPr>
       <w:spacing w:after="0" w:line="240" w:lineRule="auto"/>
@@ -29131,8 +29131,8 @@
   </w:style>
   <w:style w:type="table" w:customStyle="1" w:styleId="TableGrid15">
     <w:name w:val="Table Grid15"/>
-    <w:basedOn w:val="TabelNormal"/>
-    <w:next w:val="KisiTabel"/>
+    <w:basedOn w:val="TableNormal"/>
+    <w:next w:val="TableGrid"/>
     <w:rsid w:val="00B53BDC"/>
     <w:pPr>
       <w:spacing w:after="0" w:line="240" w:lineRule="auto"/>
@@ -29150,8 +29150,8 @@
   </w:style>
   <w:style w:type="table" w:customStyle="1" w:styleId="TableGrid16">
     <w:name w:val="Table Grid16"/>
-    <w:basedOn w:val="TabelNormal"/>
-    <w:next w:val="KisiTabel"/>
+    <w:basedOn w:val="TableNormal"/>
+    <w:next w:val="TableGrid"/>
     <w:rsid w:val="00B53BDC"/>
     <w:pPr>
       <w:spacing w:after="0" w:line="240" w:lineRule="auto"/>
@@ -29169,8 +29169,8 @@
   </w:style>
   <w:style w:type="table" w:customStyle="1" w:styleId="TableGrid17">
     <w:name w:val="Table Grid17"/>
-    <w:basedOn w:val="TabelNormal"/>
-    <w:next w:val="KisiTabel"/>
+    <w:basedOn w:val="TableNormal"/>
+    <w:next w:val="TableGrid"/>
     <w:rsid w:val="00B53BDC"/>
     <w:pPr>
       <w:spacing w:after="0" w:line="240" w:lineRule="auto"/>
@@ -29188,8 +29188,8 @@
   </w:style>
   <w:style w:type="table" w:customStyle="1" w:styleId="TableGrid18">
     <w:name w:val="Table Grid18"/>
-    <w:basedOn w:val="TabelNormal"/>
-    <w:next w:val="KisiTabel"/>
+    <w:basedOn w:val="TableNormal"/>
+    <w:next w:val="TableGrid"/>
     <w:rsid w:val="00B53BDC"/>
     <w:pPr>
       <w:spacing w:after="0" w:line="240" w:lineRule="auto"/>
@@ -29207,8 +29207,8 @@
   </w:style>
   <w:style w:type="table" w:customStyle="1" w:styleId="TableGrid19">
     <w:name w:val="Table Grid19"/>
-    <w:basedOn w:val="TabelNormal"/>
-    <w:next w:val="KisiTabel"/>
+    <w:basedOn w:val="TableNormal"/>
+    <w:next w:val="TableGrid"/>
     <w:rsid w:val="00B53BDC"/>
     <w:pPr>
       <w:spacing w:after="0" w:line="240" w:lineRule="auto"/>
@@ -29226,8 +29226,8 @@
   </w:style>
   <w:style w:type="table" w:customStyle="1" w:styleId="TableGrid20">
     <w:name w:val="Table Grid20"/>
-    <w:basedOn w:val="TabelNormal"/>
-    <w:next w:val="KisiTabel"/>
+    <w:basedOn w:val="TableNormal"/>
+    <w:next w:val="TableGrid"/>
     <w:rsid w:val="00B53BDC"/>
     <w:pPr>
       <w:spacing w:after="0" w:line="240" w:lineRule="auto"/>
@@ -29245,8 +29245,8 @@
   </w:style>
   <w:style w:type="table" w:customStyle="1" w:styleId="TableGrid21">
     <w:name w:val="Table Grid21"/>
-    <w:basedOn w:val="TabelNormal"/>
-    <w:next w:val="KisiTabel"/>
+    <w:basedOn w:val="TableNormal"/>
+    <w:next w:val="TableGrid"/>
     <w:rsid w:val="00B53BDC"/>
     <w:pPr>
       <w:spacing w:after="0" w:line="240" w:lineRule="auto"/>
@@ -29274,7 +29274,7 @@
   </w:style>
   <w:style w:type="numbering" w:customStyle="1" w:styleId="NoList11">
     <w:name w:val="No List11"/>
-    <w:next w:val="TidakAdaDaftar"/>
+    <w:next w:val="NoList"/>
     <w:uiPriority w:val="99"/>
     <w:semiHidden/>
     <w:unhideWhenUsed/>
@@ -29282,7 +29282,7 @@
   </w:style>
   <w:style w:type="numbering" w:customStyle="1" w:styleId="NoList111">
     <w:name w:val="No List111"/>
-    <w:next w:val="TidakAdaDaftar"/>
+    <w:next w:val="NoList"/>
     <w:uiPriority w:val="99"/>
     <w:semiHidden/>
     <w:unhideWhenUsed/>
@@ -29294,7 +29294,7 @@
   </w:style>
   <w:style w:type="numbering" w:customStyle="1" w:styleId="NoList21">
     <w:name w:val="No List21"/>
-    <w:next w:val="TidakAdaDaftar"/>
+    <w:next w:val="NoList"/>
     <w:uiPriority w:val="99"/>
     <w:semiHidden/>
     <w:unhideWhenUsed/>
@@ -29302,7 +29302,7 @@
   </w:style>
   <w:style w:type="numbering" w:customStyle="1" w:styleId="NoList12">
     <w:name w:val="No List12"/>
-    <w:next w:val="TidakAdaDaftar"/>
+    <w:next w:val="NoList"/>
     <w:uiPriority w:val="99"/>
     <w:semiHidden/>
     <w:unhideWhenUsed/>
@@ -29343,7 +29343,7 @@
   </w:style>
   <w:style w:type="character" w:customStyle="1" w:styleId="TitleChar1">
     <w:name w:val="Title Char1"/>
-    <w:basedOn w:val="FontParagrafDefault"/>
+    <w:basedOn w:val="DefaultParagraphFont"/>
     <w:uiPriority w:val="10"/>
     <w:rsid w:val="00B53BDC"/>
     <w:rPr>
@@ -29357,8 +29357,8 @@
   </w:style>
   <w:style w:type="table" w:customStyle="1" w:styleId="TableGrid111">
     <w:name w:val="Table Grid111"/>
-    <w:basedOn w:val="TabelNormal"/>
-    <w:next w:val="KisiTabel"/>
+    <w:basedOn w:val="TableNormal"/>
+    <w:next w:val="TableGrid"/>
     <w:rsid w:val="00B53BDC"/>
     <w:pPr>
       <w:spacing w:after="0" w:line="240" w:lineRule="auto"/>
@@ -29399,7 +29399,7 @@
   </w:style>
   <w:style w:type="character" w:customStyle="1" w:styleId="Heading1Char1">
     <w:name w:val="Heading 1 Char1"/>
-    <w:basedOn w:val="FontParagrafDefault"/>
+    <w:basedOn w:val="DefaultParagraphFont"/>
     <w:uiPriority w:val="9"/>
     <w:rsid w:val="00B53BDC"/>
     <w:rPr>
@@ -29449,7 +29449,7 @@
   </w:style>
   <w:style w:type="character" w:customStyle="1" w:styleId="TitleChar2">
     <w:name w:val="Title Char2"/>
-    <w:basedOn w:val="FontParagrafDefault"/>
+    <w:basedOn w:val="DefaultParagraphFont"/>
     <w:uiPriority w:val="10"/>
     <w:rsid w:val="00B53BDC"/>
     <w:rPr>
@@ -29463,22 +29463,22 @@
   </w:style>
   <w:style w:type="character" w:customStyle="1" w:styleId="HeaderChar1">
     <w:name w:val="Header Char1"/>
-    <w:basedOn w:val="FontParagrafDefault"/>
+    <w:basedOn w:val="DefaultParagraphFont"/>
     <w:uiPriority w:val="99"/>
     <w:semiHidden/>
     <w:rsid w:val="00B53BDC"/>
   </w:style>
   <w:style w:type="character" w:customStyle="1" w:styleId="FooterChar1">
     <w:name w:val="Footer Char1"/>
-    <w:basedOn w:val="FontParagrafDefault"/>
+    <w:basedOn w:val="DefaultParagraphFont"/>
     <w:uiPriority w:val="99"/>
     <w:semiHidden/>
     <w:rsid w:val="00B53BDC"/>
   </w:style>
   <w:style w:type="table" w:customStyle="1" w:styleId="TableGrid112">
     <w:name w:val="Table Grid112"/>
-    <w:basedOn w:val="TabelNormal"/>
-    <w:next w:val="KisiTabel"/>
+    <w:basedOn w:val="TableNormal"/>
+    <w:next w:val="TableGrid"/>
     <w:uiPriority w:val="59"/>
     <w:rsid w:val="00B53BDC"/>
     <w:pPr>
@@ -29498,10 +29498,10 @@
       </w:tblBorders>
     </w:tblPr>
   </w:style>
-  <w:style w:type="paragraph" w:styleId="TeksBiasa">
+  <w:style w:type="paragraph" w:styleId="PlainText">
     <w:name w:val="Plain Text"/>
     <w:basedOn w:val="Normal"/>
-    <w:link w:val="TeksBiasaKAR"/>
+    <w:link w:val="PlainTextChar"/>
     <w:uiPriority w:val="99"/>
     <w:unhideWhenUsed/>
     <w:rsid w:val="00B53BDC"/>
@@ -29514,10 +29514,10 @@
       <w:szCs w:val="21"/>
     </w:rPr>
   </w:style>
-  <w:style w:type="character" w:customStyle="1" w:styleId="TeksBiasaKAR">
-    <w:name w:val="Teks Biasa KAR"/>
-    <w:basedOn w:val="FontParagrafDefault"/>
-    <w:link w:val="TeksBiasa"/>
+  <w:style w:type="character" w:customStyle="1" w:styleId="PlainTextChar">
+    <w:name w:val="Plain Text Char"/>
+    <w:basedOn w:val="DefaultParagraphFont"/>
+    <w:link w:val="PlainText"/>
     <w:uiPriority w:val="99"/>
     <w:rsid w:val="00B53BDC"/>
     <w:rPr>
@@ -29868,8 +29868,8 @@
   </w:style>
   <w:style w:type="table" w:customStyle="1" w:styleId="TableGrid91">
     <w:name w:val="Table Grid91"/>
-    <w:basedOn w:val="TabelNormal"/>
-    <w:next w:val="KisiTabel"/>
+    <w:basedOn w:val="TableNormal"/>
+    <w:next w:val="TableGrid"/>
     <w:rsid w:val="00B53BDC"/>
     <w:pPr>
       <w:spacing w:after="0" w:line="240" w:lineRule="auto"/>
@@ -29890,8 +29890,8 @@
   </w:style>
   <w:style w:type="table" w:customStyle="1" w:styleId="TableGrid110">
     <w:name w:val="Table Grid110"/>
-    <w:basedOn w:val="TabelNormal"/>
-    <w:next w:val="KisiTabel"/>
+    <w:basedOn w:val="TableNormal"/>
+    <w:next w:val="TableGrid"/>
     <w:rsid w:val="00B53BDC"/>
     <w:pPr>
       <w:spacing w:after="0" w:line="240" w:lineRule="auto"/>
@@ -29912,8 +29912,8 @@
   </w:style>
   <w:style w:type="table" w:customStyle="1" w:styleId="TableGrid51">
     <w:name w:val="Table Grid51"/>
-    <w:basedOn w:val="TabelNormal"/>
-    <w:next w:val="KisiTabel"/>
+    <w:basedOn w:val="TableNormal"/>
+    <w:next w:val="TableGrid"/>
     <w:rsid w:val="00B53BDC"/>
     <w:pPr>
       <w:spacing w:after="0" w:line="240" w:lineRule="auto"/>
@@ -29937,8 +29937,8 @@
   </w:style>
   <w:style w:type="table" w:customStyle="1" w:styleId="TableGrid121">
     <w:name w:val="Table Grid121"/>
-    <w:basedOn w:val="TabelNormal"/>
-    <w:next w:val="KisiTabel"/>
+    <w:basedOn w:val="TableNormal"/>
+    <w:next w:val="TableGrid"/>
     <w:rsid w:val="00B53BDC"/>
     <w:pPr>
       <w:spacing w:after="0" w:line="240" w:lineRule="auto"/>
@@ -29956,8 +29956,8 @@
   </w:style>
   <w:style w:type="table" w:customStyle="1" w:styleId="TableGrid131">
     <w:name w:val="Table Grid131"/>
-    <w:basedOn w:val="TabelNormal"/>
-    <w:next w:val="KisiTabel"/>
+    <w:basedOn w:val="TableNormal"/>
+    <w:next w:val="TableGrid"/>
     <w:rsid w:val="00B53BDC"/>
     <w:pPr>
       <w:spacing w:after="0" w:line="240" w:lineRule="auto"/>
@@ -29975,8 +29975,8 @@
   </w:style>
   <w:style w:type="table" w:customStyle="1" w:styleId="TableGrid141">
     <w:name w:val="Table Grid141"/>
-    <w:basedOn w:val="TabelNormal"/>
-    <w:next w:val="KisiTabel"/>
+    <w:basedOn w:val="TableNormal"/>
+    <w:next w:val="TableGrid"/>
     <w:rsid w:val="00B53BDC"/>
     <w:pPr>
       <w:spacing w:after="0" w:line="240" w:lineRule="auto"/>
@@ -29994,8 +29994,8 @@
   </w:style>
   <w:style w:type="table" w:customStyle="1" w:styleId="TableGrid151">
     <w:name w:val="Table Grid151"/>
-    <w:basedOn w:val="TabelNormal"/>
-    <w:next w:val="KisiTabel"/>
+    <w:basedOn w:val="TableNormal"/>
+    <w:next w:val="TableGrid"/>
     <w:rsid w:val="00B53BDC"/>
     <w:pPr>
       <w:spacing w:after="0" w:line="240" w:lineRule="auto"/>
@@ -30013,8 +30013,8 @@
   </w:style>
   <w:style w:type="table" w:customStyle="1" w:styleId="TableGrid161">
     <w:name w:val="Table Grid161"/>
-    <w:basedOn w:val="TabelNormal"/>
-    <w:next w:val="KisiTabel"/>
+    <w:basedOn w:val="TableNormal"/>
+    <w:next w:val="TableGrid"/>
     <w:rsid w:val="00B53BDC"/>
     <w:pPr>
       <w:spacing w:after="0" w:line="240" w:lineRule="auto"/>
@@ -30032,8 +30032,8 @@
   </w:style>
   <w:style w:type="table" w:customStyle="1" w:styleId="TableGrid171">
     <w:name w:val="Table Grid171"/>
-    <w:basedOn w:val="TabelNormal"/>
-    <w:next w:val="KisiTabel"/>
+    <w:basedOn w:val="TableNormal"/>
+    <w:next w:val="TableGrid"/>
     <w:rsid w:val="00B53BDC"/>
     <w:pPr>
       <w:spacing w:after="0" w:line="240" w:lineRule="auto"/>
@@ -30051,8 +30051,8 @@
   </w:style>
   <w:style w:type="table" w:customStyle="1" w:styleId="TableGrid181">
     <w:name w:val="Table Grid181"/>
-    <w:basedOn w:val="TabelNormal"/>
-    <w:next w:val="KisiTabel"/>
+    <w:basedOn w:val="TableNormal"/>
+    <w:next w:val="TableGrid"/>
     <w:rsid w:val="00B53BDC"/>
     <w:pPr>
       <w:spacing w:after="0" w:line="240" w:lineRule="auto"/>
@@ -30070,8 +30070,8 @@
   </w:style>
   <w:style w:type="table" w:customStyle="1" w:styleId="TableGrid191">
     <w:name w:val="Table Grid191"/>
-    <w:basedOn w:val="TabelNormal"/>
-    <w:next w:val="KisiTabel"/>
+    <w:basedOn w:val="TableNormal"/>
+    <w:next w:val="TableGrid"/>
     <w:rsid w:val="00B53BDC"/>
     <w:pPr>
       <w:spacing w:after="0" w:line="240" w:lineRule="auto"/>
@@ -30089,8 +30089,8 @@
   </w:style>
   <w:style w:type="table" w:customStyle="1" w:styleId="TableGrid211">
     <w:name w:val="Table Grid211"/>
-    <w:basedOn w:val="TabelNormal"/>
-    <w:next w:val="KisiTabel"/>
+    <w:basedOn w:val="TableNormal"/>
+    <w:next w:val="TableGrid"/>
     <w:rsid w:val="00B53BDC"/>
     <w:pPr>
       <w:spacing w:after="0" w:line="240" w:lineRule="auto"/>
@@ -30108,7 +30108,7 @@
   </w:style>
   <w:style w:type="numbering" w:customStyle="1" w:styleId="NoList1111">
     <w:name w:val="No List1111"/>
-    <w:next w:val="TidakAdaDaftar"/>
+    <w:next w:val="NoList"/>
     <w:uiPriority w:val="99"/>
     <w:semiHidden/>
     <w:unhideWhenUsed/>
@@ -30294,10 +30294,10 @@
       </w:tcPr>
     </w:tblStylePr>
   </w:style>
-  <w:style w:type="character" w:customStyle="1" w:styleId="Judul4KAR">
-    <w:name w:val="Judul 4 KAR"/>
-    <w:basedOn w:val="FontParagrafDefault"/>
-    <w:link w:val="Judul4"/>
+  <w:style w:type="character" w:customStyle="1" w:styleId="Heading4Char">
+    <w:name w:val="Heading 4 Char"/>
+    <w:basedOn w:val="DefaultParagraphFont"/>
+    <w:link w:val="Heading4"/>
     <w:uiPriority w:val="9"/>
     <w:semiHidden/>
     <w:rsid w:val="00681DEC"/>
